--- a/部署方案.docx
+++ b/部署方案.docx
@@ -1125,7 +1125,7 @@
           <w:spacing w:val="0"/>
           <w:color w:val="181E2A"/>
         </w:rPr>
-        <w:t xml:space="preserve">账号密码登录，签发 HMAC-SHA256 签名令牌（有效期 7 天，服务端无状态）；登录态持久化于 localStorage</w:t>
+        <w:t xml:space="preserve">账号密码登录，签发 HMAC-SHA256 签名令牌（有效期 7 天 + 密码版本号 pv，服务端无状态）；登录态持久化于 localStorage；本人可在后台「修改密码」（scrypt 哈希存储，改密后全部旧会话失效，需重新登录）</w:t>
       </w:r>
     </w:p>
     <w:p>
@@ -1313,7 +1313,49 @@
           <w:spacing w:val="0"/>
           <w:color w:val="181E2A"/>
         </w:rPr>
-        <w:t xml:space="preserve">（默认仅本人模板）；「指定开放模板」按管理员授权指定模板；「分配编辑者」按模板指定可编辑管理员；支持直接添加管理员账号并设定初始角色</w:t>
+        <w:t xml:space="preserve">（默认仅本人模板）；「指定开放模板」按管理员授权指定模板；「分配编辑者」按模板指定可编辑管理员；支持直接添加管理员账号并设定初始角色；超管可一键</w:t>
+      </w:r>
+      <w:r>
+        <w:rPr>
+          <w:rFonts w:ascii="PingFang SC Semibold" w:hAnsi="PingFang SC Semibold" w:cs="PingFang SC Semibold"/>
+          <w:sz w:val="26"/>
+          <w:sz-cs w:val="26"/>
+          <w:b/>
+          <w:spacing w:val="0"/>
+          <w:color w:val="0E121D"/>
+        </w:rPr>
+        <w:t xml:space="preserve">重置任意管理员密码</w:t>
+      </w:r>
+      <w:r>
+        <w:rPr>
+          <w:rFonts w:ascii="PingFang SC" w:hAnsi="PingFang SC" w:cs="PingFang SC"/>
+          <w:sz w:val="26"/>
+          <w:sz-cs w:val="26"/>
+          <w:spacing w:val="0"/>
+          <w:color w:val="181E2A"/>
+        </w:rPr>
+        <w:t xml:space="preserve">（自定义新密码）或</w:t>
+      </w:r>
+      <w:r>
+        <w:rPr>
+          <w:rFonts w:ascii="PingFang SC Semibold" w:hAnsi="PingFang SC Semibold" w:cs="PingFang SC Semibold"/>
+          <w:sz w:val="26"/>
+          <w:sz-cs w:val="26"/>
+          <w:b/>
+          <w:spacing w:val="0"/>
+          <w:color w:val="0E121D"/>
+        </w:rPr>
+        <w:t xml:space="preserve">初始化密码为默认值 admin123</w:t>
+      </w:r>
+      <w:r>
+        <w:rPr>
+          <w:rFonts w:ascii="PingFang SC" w:hAnsi="PingFang SC" w:cs="PingFang SC"/>
+          <w:sz w:val="26"/>
+          <w:sz-cs w:val="26"/>
+          <w:spacing w:val="0"/>
+          <w:color w:val="181E2A"/>
+        </w:rPr>
+        <w:t xml:space="preserve">（登录前忘记密码兜底，两种操作均使目标账号会话全部失效）</w:t>
       </w:r>
     </w:p>
     <w:p>
@@ -1846,6 +1888,192 @@
           <w:color w:val="181E2A"/>
         </w:rPr>
         <w:t xml:space="preserve">删除管理员</w:t>
+      </w:r>
+    </w:p>
+    <w:p>
+      <w:pPr/>
+      <w:r>
+        <w:rPr>
+          <w:rFonts w:ascii="PingFang SC" w:hAnsi="PingFang SC" w:cs="PingFang SC"/>
+          <w:sz w:val="26"/>
+          <w:sz-cs w:val="26"/>
+          <w:spacing w:val="0"/>
+          <w:color w:val="181E2A"/>
+        </w:rPr>
+        <w:t xml:space="preserve">管理员</w:t>
+      </w:r>
+    </w:p>
+    <w:p>
+      <w:pPr/>
+      <w:r>
+        <w:rPr>
+          <w:rFonts w:ascii="Menlo" w:hAnsi="Menlo" w:cs="Menlo"/>
+          <w:sz w:val="25"/>
+          <w:sz-cs w:val="25"/>
+          <w:spacing w:val="0"/>
+          <w:color w:val="181E2A"/>
+        </w:rPr>
+        <w:t xml:space="preserve">POST /api/admin/change-password</w:t>
+      </w:r>
+      <w:r>
+        <w:rPr>
+          <w:rFonts w:ascii="PingFang SC" w:hAnsi="PingFang SC" w:cs="PingFang SC"/>
+          <w:sz w:val="26"/>
+          <w:sz-cs w:val="26"/>
+          <w:spacing w:val="0"/>
+          <w:color w:val="181E2A"/>
+        </w:rPr>
+        <w:t xml:space="preserve"/>
+      </w:r>
+    </w:p>
+    <w:p>
+      <w:pPr/>
+      <w:r>
+        <w:rPr>
+          <w:rFonts w:ascii="PingFang SC" w:hAnsi="PingFang SC" w:cs="PingFang SC"/>
+          <w:sz w:val="26"/>
+          <w:sz-cs w:val="26"/>
+          <w:spacing w:val="0"/>
+          <w:color w:val="181E2A"/>
+        </w:rPr>
+        <w:t xml:space="preserve">登录</w:t>
+      </w:r>
+    </w:p>
+    <w:p>
+      <w:pPr/>
+      <w:r>
+        <w:rPr>
+          <w:rFonts w:ascii="PingFang SC" w:hAnsi="PingFang SC" w:cs="PingFang SC"/>
+          <w:sz w:val="26"/>
+          <w:sz-cs w:val="26"/>
+          <w:spacing w:val="0"/>
+          <w:color w:val="181E2A"/>
+        </w:rPr>
+        <w:t xml:space="preserve">本人修改密码（旧密码校验 + 新密码 scrypt 哈希；改密后旧会话全部失效）</w:t>
+      </w:r>
+    </w:p>
+    <w:p>
+      <w:pPr/>
+      <w:r>
+        <w:rPr>
+          <w:rFonts w:ascii="PingFang SC" w:hAnsi="PingFang SC" w:cs="PingFang SC"/>
+          <w:sz w:val="26"/>
+          <w:sz-cs w:val="26"/>
+          <w:spacing w:val="0"/>
+          <w:color w:val="181E2A"/>
+        </w:rPr>
+        <w:t xml:space="preserve">管理员</w:t>
+      </w:r>
+    </w:p>
+    <w:p>
+      <w:pPr/>
+      <w:r>
+        <w:rPr>
+          <w:rFonts w:ascii="Menlo" w:hAnsi="Menlo" w:cs="Menlo"/>
+          <w:sz w:val="25"/>
+          <w:sz-cs w:val="25"/>
+          <w:spacing w:val="0"/>
+          <w:color w:val="181E2A"/>
+        </w:rPr>
+        <w:t xml:space="preserve">POST /api/admin/users/reset-password</w:t>
+      </w:r>
+      <w:r>
+        <w:rPr>
+          <w:rFonts w:ascii="PingFang SC" w:hAnsi="PingFang SC" w:cs="PingFang SC"/>
+          <w:sz w:val="26"/>
+          <w:sz-cs w:val="26"/>
+          <w:spacing w:val="0"/>
+          <w:color w:val="181E2A"/>
+        </w:rPr>
+        <w:t xml:space="preserve"/>
+      </w:r>
+    </w:p>
+    <w:p>
+      <w:pPr/>
+      <w:r>
+        <w:rPr>
+          <w:rFonts w:ascii="PingFang SC" w:hAnsi="PingFang SC" w:cs="PingFang SC"/>
+          <w:sz w:val="26"/>
+          <w:sz-cs w:val="26"/>
+          <w:spacing w:val="0"/>
+          <w:color w:val="181E2A"/>
+        </w:rPr>
+        <w:t xml:space="preserve">超管</w:t>
+      </w:r>
+    </w:p>
+    <w:p>
+      <w:pPr/>
+      <w:r>
+        <w:rPr>
+          <w:rFonts w:ascii="PingFang SC" w:hAnsi="PingFang SC" w:cs="PingFang SC"/>
+          <w:sz w:val="26"/>
+          <w:sz-cs w:val="26"/>
+          <w:spacing w:val="0"/>
+          <w:color w:val="181E2A"/>
+        </w:rPr>
+        <w:t xml:space="preserve">重置他人密码为自定义新密码（忘记密码兜底；目标账号会话全部失效）</w:t>
+      </w:r>
+    </w:p>
+    <w:p>
+      <w:pPr/>
+      <w:r>
+        <w:rPr>
+          <w:rFonts w:ascii="PingFang SC" w:hAnsi="PingFang SC" w:cs="PingFang SC"/>
+          <w:sz w:val="26"/>
+          <w:sz-cs w:val="26"/>
+          <w:spacing w:val="0"/>
+          <w:color w:val="181E2A"/>
+        </w:rPr>
+        <w:t xml:space="preserve">管理员</w:t>
+      </w:r>
+    </w:p>
+    <w:p>
+      <w:pPr/>
+      <w:r>
+        <w:rPr>
+          <w:rFonts w:ascii="Menlo" w:hAnsi="Menlo" w:cs="Menlo"/>
+          <w:sz w:val="25"/>
+          <w:sz-cs w:val="25"/>
+          <w:spacing w:val="0"/>
+          <w:color w:val="181E2A"/>
+        </w:rPr>
+        <w:t xml:space="preserve">POST /api/admin/users/reset-password-default</w:t>
+      </w:r>
+      <w:r>
+        <w:rPr>
+          <w:rFonts w:ascii="PingFang SC" w:hAnsi="PingFang SC" w:cs="PingFang SC"/>
+          <w:sz w:val="26"/>
+          <w:sz-cs w:val="26"/>
+          <w:spacing w:val="0"/>
+          <w:color w:val="181E2A"/>
+        </w:rPr>
+        <w:t xml:space="preserve"/>
+      </w:r>
+    </w:p>
+    <w:p>
+      <w:pPr/>
+      <w:r>
+        <w:rPr>
+          <w:rFonts w:ascii="PingFang SC" w:hAnsi="PingFang SC" w:cs="PingFang SC"/>
+          <w:sz w:val="26"/>
+          <w:sz-cs w:val="26"/>
+          <w:spacing w:val="0"/>
+          <w:color w:val="181E2A"/>
+        </w:rPr>
+        <w:t xml:space="preserve">超管</w:t>
+      </w:r>
+    </w:p>
+    <w:p>
+      <w:pPr/>
+      <w:r>
+        <w:rPr>
+          <w:rFonts w:ascii="PingFang SC" w:hAnsi="PingFang SC" w:cs="PingFang SC"/>
+          <w:sz w:val="26"/>
+          <w:sz-cs w:val="26"/>
+          <w:spacing w:val="0"/>
+          <w:color w:val="181E2A"/>
+        </w:rPr>
+        <w:t xml:space="preserve">一键初始化他人密码为默认值 admin123（登录前忘记密码兜底；目标账号会话全部失效）</w:t>
       </w:r>
     </w:p>
     <w:p>
@@ -3298,7 +3526,7 @@
           <w:spacing w:val="0"/>
           <w:color w:val="181E2A"/>
         </w:rPr>
-        <w:t xml:space="preserve">│   ├── _app.ts                   # Express 应用：全部 17 条路由 + 鉴权 + gzip 中间件</w:t>
+        <w:t xml:space="preserve">│   ├── _app.ts                   # Express 应用：全部 20 条路由 + 鉴权 + gzip 中间件</w:t>
       </w:r>
     </w:p>
     <w:p>
@@ -3532,7 +3760,7 @@
           <w:spacing w:val="0"/>
           <w:color w:val="181E2A"/>
         </w:rPr>
-        <w:t xml:space="preserve">    └── components/               # 11 个组件</w:t>
+        <w:t xml:space="preserve">    └── components/               # 12 个组件</w:t>
       </w:r>
     </w:p>
     <w:p>
@@ -3637,6 +3865,19 @@
           <w:color w:val="181E2A"/>
         </w:rPr>
         <w:t xml:space="preserve">        ├── AdminLoginModal.tsx           # 管理员登录弹窗</w:t>
+      </w:r>
+    </w:p>
+    <w:p>
+      <w:pPr/>
+      <w:r>
+        <w:rPr>
+          <w:rFonts w:ascii="Menlo" w:hAnsi="Menlo" w:cs="Menlo"/>
+          <w:sz w:val="25"/>
+          <w:sz-cs w:val="25"/>
+          <w:spacing w:val="0"/>
+          <w:color w:val="181E2A"/>
+        </w:rPr>
+        <w:t xml:space="preserve">        ├── ChangePasswordModal.tsx       # 修改密码弹窗（旧密码校验 → 新密码哈希）</w:t>
       </w:r>
     </w:p>
     <w:p>
@@ -3860,7 +4101,7 @@
           <w:spacing w:val="0"/>
           <w:color w:val="181E2A"/>
         </w:rPr>
-        <w:t xml:space="preserve">17 条 REST 路由</w:t>
+        <w:t xml:space="preserve">20 条 REST 路由</w:t>
       </w:r>
     </w:p>
     <w:p>
@@ -3912,6 +4153,45 @@
           <w:spacing w:val="0"/>
           <w:color w:val="181E2A"/>
         </w:rPr>
+        <w:t xml:space="preserve">密码存储</w:t>
+      </w:r>
+    </w:p>
+    <w:p>
+      <w:pPr/>
+      <w:r>
+        <w:rPr>
+          <w:rFonts w:ascii="PingFang SC" w:hAnsi="PingFang SC" w:cs="PingFang SC"/>
+          <w:sz w:val="26"/>
+          <w:sz-cs w:val="26"/>
+          <w:spacing w:val="0"/>
+          <w:color w:val="181E2A"/>
+        </w:rPr>
+        <w:t xml:space="preserve">Node 内置 scrypt（N=16384, r=8, p=1，参数内嵌格式）</w:t>
+      </w:r>
+    </w:p>
+    <w:p>
+      <w:pPr/>
+      <w:r>
+        <w:rPr>
+          <w:rFonts w:ascii="PingFang SC" w:hAnsi="PingFang SC" w:cs="PingFang SC"/>
+          <w:sz w:val="26"/>
+          <w:sz-cs w:val="26"/>
+          <w:spacing w:val="0"/>
+          <w:color w:val="181E2A"/>
+        </w:rPr>
+        <w:t xml:space="preserve">零新增依赖；历史明文账号登录时惰性迁移</w:t>
+      </w:r>
+    </w:p>
+    <w:p>
+      <w:pPr/>
+      <w:r>
+        <w:rPr>
+          <w:rFonts w:ascii="PingFang SC" w:hAnsi="PingFang SC" w:cs="PingFang SC"/>
+          <w:sz w:val="26"/>
+          <w:sz-cs w:val="26"/>
+          <w:spacing w:val="0"/>
+          <w:color w:val="181E2A"/>
+        </w:rPr>
         <w:t xml:space="preserve">鉴权</w:t>
       </w:r>
     </w:p>
@@ -3925,20 +4205,20 @@
           <w:spacing w:val="0"/>
           <w:color w:val="181E2A"/>
         </w:rPr>
-        <w:t xml:space="preserve">HMAC-SHA256 签名令牌（7 天 TTL）+ ADMIN_TOKEN_SECRET</w:t>
-      </w:r>
-    </w:p>
-    <w:p>
-      <w:pPr/>
-      <w:r>
-        <w:rPr>
-          <w:rFonts w:ascii="PingFang SC" w:hAnsi="PingFang SC" w:cs="PingFang SC"/>
-          <w:sz w:val="26"/>
-          <w:sz-cs w:val="26"/>
-          <w:spacing w:val="0"/>
-          <w:color w:val="181E2A"/>
-        </w:rPr>
-        <w:t xml:space="preserve">服务端无状态</w:t>
+        <w:t xml:space="preserve">HMAC-SHA256 签名令牌（7 天 TTL + 密码版本号 pv）+ ADMIN_TOKEN_SECRET</w:t>
+      </w:r>
+    </w:p>
+    <w:p>
+      <w:pPr/>
+      <w:r>
+        <w:rPr>
+          <w:rFonts w:ascii="PingFang SC" w:hAnsi="PingFang SC" w:cs="PingFang SC"/>
+          <w:sz w:val="26"/>
+          <w:sz-cs w:val="26"/>
+          <w:spacing w:val="0"/>
+          <w:color w:val="181E2A"/>
+        </w:rPr>
+        <w:t xml:space="preserve">服务端无状态；改密/重置即踢旧会话</w:t>
       </w:r>
     </w:p>
     <w:p>
@@ -4290,7 +4570,7 @@
           <w:spacing w:val="0"/>
           <w:color w:val="181E2A"/>
         </w:rPr>
-        <w:t xml:space="preserve">username、role（super_admin/senior_admin/admin）、permissions（canEditOthers/canPublishOthers/canDeleteOthers/allowedTemplateIds）</w:t>
+        <w:t xml:space="preserve">username、role（super_admin/senior_admin/admin）、permissions（canEditOthers/canPublishOthers/canDeleteOthers/allowedTemplateIds）、pv（密码版本号，改密即失效旧令牌）</w:t>
       </w:r>
     </w:p>
     <w:p>
@@ -4474,7 +4754,35 @@
           <w:spacing w:val="0"/>
           <w:color w:val="181E2A"/>
         </w:rPr>
-        <w:t xml:space="preserve">✅ 后端 17 条 API + 双模式存储（Redis/JSON）+ 素材独立 key 存储与级联清理</w:t>
+        <w:t xml:space="preserve">✅ 账号安全：密码 scrypt 哈希存储（历史明文账号登录时自动惰性迁移）；本人「修改密码」入口 + 超管「重置他人密码」（自定义新密码）与「初始化密码为默认值 admin123」入口；改密/重置后该账号全部旧会话立即失效</w:t>
+      </w:r>
+    </w:p>
+    <w:p>
+      <w:pPr>
+        <w:ind w:left="720" w:first-line="-720"/>
+      </w:pPr>
+      <w:r>
+        <w:rPr>
+          <w:rFonts w:ascii="PingFang SC" w:hAnsi="PingFang SC" w:cs="PingFang SC"/>
+          <w:sz w:val="29"/>
+          <w:sz-cs w:val="29"/>
+          <w:color w:val="181E2A"/>
+        </w:rPr>
+        <w:t xml:space="preserve"/>
+        <w:tab/>
+        <w:t xml:space="preserve">•</w:t>
+        <w:tab/>
+        <w:t xml:space="preserve"/>
+      </w:r>
+      <w:r>
+        <w:rPr>
+          <w:rFonts w:ascii="PingFang SC" w:hAnsi="PingFang SC" w:cs="PingFang SC"/>
+          <w:sz w:val="29"/>
+          <w:sz-cs w:val="29"/>
+          <w:spacing w:val="0"/>
+          <w:color w:val="181E2A"/>
+        </w:rPr>
+        <w:t xml:space="preserve">✅ 后端 20 条 API + 双模式存储（Redis/JSON）+ 素材独立 key 存储与级联清理</w:t>
       </w:r>
     </w:p>
     <w:p>
@@ -4883,45 +5191,6 @@
           <w:spacing w:val="0"/>
           <w:color w:val="181E2A"/>
         </w:rPr>
-        <w:t xml:space="preserve">管理员密码安全改造</w:t>
-      </w:r>
-    </w:p>
-    <w:p>
-      <w:pPr/>
-      <w:r>
-        <w:rPr>
-          <w:rFonts w:ascii="PingFang SC" w:hAnsi="PingFang SC" w:cs="PingFang SC"/>
-          <w:sz w:val="26"/>
-          <w:sz-cs w:val="26"/>
-          <w:spacing w:val="0"/>
-          <w:color w:val="181E2A"/>
-        </w:rPr>
-        <w:t xml:space="preserve">目前密码为明文比对存储，且无修改密码入口</w:t>
-      </w:r>
-    </w:p>
-    <w:p>
-      <w:pPr/>
-      <w:r>
-        <w:rPr>
-          <w:rFonts w:ascii="PingFang SC" w:hAnsi="PingFang SC" w:cs="PingFang SC"/>
-          <w:sz w:val="26"/>
-          <w:sz-cs w:val="26"/>
-          <w:spacing w:val="0"/>
-          <w:color w:val="181E2A"/>
-        </w:rPr>
-        <w:t xml:space="preserve">建议上线后尽快改造为哈希存储 + 增加改密接口</w:t>
-      </w:r>
-    </w:p>
-    <w:p>
-      <w:pPr/>
-      <w:r>
-        <w:rPr>
-          <w:rFonts w:ascii="PingFang SC" w:hAnsi="PingFang SC" w:cs="PingFang SC"/>
-          <w:sz w:val="26"/>
-          <w:sz-cs w:val="26"/>
-          <w:spacing w:val="0"/>
-          <w:color w:val="181E2A"/>
-        </w:rPr>
         <w:t xml:space="preserve">字体扩展</w:t>
       </w:r>
     </w:p>
@@ -5370,7 +5639,7 @@
           <w:spacing w:val="0"/>
           <w:color w:val="181E2A"/>
         </w:rPr>
-        <w:t xml:space="preserve">：本地工作区「Vibe Coding」目录下的独立项目，采用 AI 辅助编程（Claude Code）迭代开发，17 次提交完整记录于 Git 历史（GitHub 私有仓库 </w:t>
+        <w:t xml:space="preserve">：本地工作区「Vibe Coding」目录下的独立项目，采用 AI 辅助编程（Claude Code）迭代开发，18 次提交完整记录于 Git 历史（GitHub 私有仓库 </w:t>
       </w:r>
       <w:r>
         <w:rPr>
@@ -6696,20 +6965,20 @@
           <w:spacing w:val="0"/>
           <w:color w:val="181E2A"/>
         </w:rPr>
-        <w:t xml:space="preserve">安全风险项</w:t>
-      </w:r>
-    </w:p>
-    <w:p>
-      <w:pPr/>
-      <w:r>
-        <w:rPr>
-          <w:rFonts w:ascii="PingFang SC" w:hAnsi="PingFang SC" w:cs="PingFang SC"/>
-          <w:sz w:val="26"/>
-          <w:sz-cs w:val="26"/>
-          <w:spacing w:val="0"/>
-          <w:color w:val="181E2A"/>
-        </w:rPr>
-        <w:t xml:space="preserve">管理员密码目前明文比对存储、无改密入口（见四、④，建议上线前评估）</w:t>
+        <w:t xml:space="preserve">账号安全</w:t>
+      </w:r>
+    </w:p>
+    <w:p>
+      <w:pPr/>
+      <w:r>
+        <w:rPr>
+          <w:rFonts w:ascii="PingFang SC" w:hAnsi="PingFang SC" w:cs="PingFang SC"/>
+          <w:sz w:val="26"/>
+          <w:sz-cs w:val="26"/>
+          <w:spacing w:val="0"/>
+          <w:color w:val="181E2A"/>
+        </w:rPr>
+        <w:t xml:space="preserve">密码 scrypt 哈希存储（非明文）；改密/被重置后旧会话立即失效（令牌 pv 校验）；未登录无法调用任何写接口（401）</w:t>
       </w:r>
     </w:p>
     <w:p>

--- a/部署方案.docx
+++ b/部署方案.docx
@@ -219,7 +219,7 @@
           <w:spacing w:val="0"/>
           <w:color w:val="181E2A"/>
         </w:rPr>
-        <w:t xml:space="preserve">v1.0（2026-08-19）</w:t>
+        <w:t xml:space="preserve">v1.1（2026-08-20）</w:t>
       </w:r>
     </w:p>
     <w:p>
@@ -790,20 +790,20 @@
           <w:spacing w:val="0"/>
           <w:color w:val="181E2A"/>
         </w:rPr>
-        <w:t xml:space="preserve">   │        → 编辑样式 → 上传图片选项库（本地压缩 / 外链 URL）→ 保存并发布</w:t>
-      </w:r>
-    </w:p>
-    <w:p>
-      <w:pPr/>
-      <w:r>
-        <w:rPr>
-          <w:rFonts w:ascii="Menlo" w:hAnsi="Menlo" w:cs="Menlo"/>
-          <w:sz w:val="25"/>
-          <w:sz-cs w:val="25"/>
-          <w:spacing w:val="0"/>
-          <w:color w:val="181E2A"/>
-        </w:rPr>
-        <w:t xml:space="preserve">   └─ 权限管理：查看/添加管理员、设定角色、按管理员开放指定模板、按模板分配编辑者</w:t>
+        <w:t xml:space="preserve">   │        → 编辑样式 → 上传图片选项库（本地压缩 / 外链 URL）→ 保存草稿 → 模板库发布（需上线权限）</w:t>
+      </w:r>
+    </w:p>
+    <w:p>
+      <w:pPr/>
+      <w:r>
+        <w:rPr>
+          <w:rFonts w:ascii="Menlo" w:hAnsi="Menlo" w:cs="Menlo"/>
+          <w:sz w:val="25"/>
+          <w:sz-cs w:val="25"/>
+          <w:spacing w:val="0"/>
+          <w:color w:val="181E2A"/>
+        </w:rPr>
+        <w:t xml:space="preserve">   └─ 权限管理：查看/添加管理员、设定角色与权限（含「上线模板」）、按管理员开放指定模板、按模板分配编辑者</w:t>
       </w:r>
       <w:r>
         <w:rPr>
@@ -1151,7 +1151,7 @@
           <w:spacing w:val="0"/>
           <w:color w:val="181E2A"/>
         </w:rPr>
-        <w:t xml:space="preserve">全部模板列表（内置 + DIY，含缩略图、插槽数、发布时间）；发布/下架开关；拖拽排序（决定用户端下拉顺序）；隐藏内置模板；删除模板（级联清理背景/图片素材 key）；「载入工坊」一键进入编辑</w:t>
+        <w:t xml:space="preserve">全部模板列表（内置 + DIY，含缩略图、插槽数、发布时间）；发布/下架开关（上线权限：DIY 模板需「上线模板」权限，内置模板仅超管）；拖拽排序（决定用户端下拉顺序）；隐藏内置模板（仅超管）；删除模板（级联清理背景/图片素材 key）；「载入工坊」一键进入编辑</w:t>
       </w:r>
     </w:p>
     <w:p>
@@ -1177,7 +1177,7 @@
           <w:spacing w:val="0"/>
           <w:color w:val="181E2A"/>
         </w:rPr>
-        <w:t xml:space="preserve">画布可视化编辑器：添加/删除文字框与图片位、拖拽定位、8 向缩放、锁定；逐框样式编辑（字体/颜色/字号/对齐）；模板基础信息（名称/类别/描述）；保存即发布</w:t>
+        <w:t xml:space="preserve">画布可视化编辑器：添加/删除文字框与图片位、拖拽定位、8 向缩放、锁定；逐框样式编辑（字体/颜色/字号/对齐）；模板基础信息（名称/类别/描述）；保存为草稿（上线需回到模板库操作，且需「上线模板」权限）</w:t>
       </w:r>
     </w:p>
     <w:p>
@@ -1313,7 +1313,7 @@
           <w:spacing w:val="0"/>
           <w:color w:val="181E2A"/>
         </w:rPr>
-        <w:t xml:space="preserve">（默认仅本人模板）；「指定开放模板」按管理员授权指定模板；「分配编辑者」按模板指定可编辑管理员；支持直接添加管理员账号并设定初始角色；超管可一键</w:t>
+        <w:t xml:space="preserve">（默认仅本人模板、保存为草稿，可被单独授予「上线模板」权限以发布到前台）；「指定开放模板」按管理员授权指定模板；「分配编辑者」按模板指定可编辑管理员；支持直接添加管理员账号并设定初始角色；超管可一键</w:t>
       </w:r>
       <w:r>
         <w:rPr>
@@ -2197,7 +2197,7 @@
           <w:spacing w:val="0"/>
           <w:color w:val="181E2A"/>
         </w:rPr>
-        <w:t xml:space="preserve">新建/更新 DIY 模板（背景图剥离存储）</w:t>
+        <w:t xml:space="preserve">新建/更新 DIY 模板（背景图剥离存储；后端强制校验编辑权限与发布权限，发布状态变更需「上线模板」权限）</w:t>
       </w:r>
     </w:p>
     <w:p>
@@ -2259,7 +2259,7 @@
           <w:spacing w:val="0"/>
           <w:color w:val="181E2A"/>
         </w:rPr>
-        <w:t xml:space="preserve">删除模板（级联清理素材）</w:t>
+        <w:t xml:space="preserve">删除模板（级联清理素材；后端校验删除权限）</w:t>
       </w:r>
     </w:p>
     <w:p>
@@ -2370,20 +2370,20 @@
           <w:spacing w:val="0"/>
           <w:color w:val="181E2A"/>
         </w:rPr>
-        <w:t xml:space="preserve">登录</w:t>
-      </w:r>
-    </w:p>
-    <w:p>
-      <w:pPr/>
-      <w:r>
-        <w:rPr>
-          <w:rFonts w:ascii="PingFang SC" w:hAnsi="PingFang SC" w:cs="PingFang SC"/>
-          <w:sz w:val="26"/>
-          <w:sz-cs w:val="26"/>
-          <w:spacing w:val="0"/>
-          <w:color w:val="181E2A"/>
-        </w:rPr>
-        <w:t xml:space="preserve">隐藏/显示内置模板</w:t>
+        <w:t xml:space="preserve">超管</w:t>
+      </w:r>
+    </w:p>
+    <w:p>
+      <w:pPr/>
+      <w:r>
+        <w:rPr>
+          <w:rFonts w:ascii="PingFang SC" w:hAnsi="PingFang SC" w:cs="PingFang SC"/>
+          <w:sz w:val="26"/>
+          <w:sz-cs w:val="26"/>
+          <w:spacing w:val="0"/>
+          <w:color w:val="181E2A"/>
+        </w:rPr>
+        <w:t xml:space="preserve">隐藏/显示内置模板（仅超管）</w:t>
       </w:r>
     </w:p>
     <w:p>
@@ -2432,20 +2432,20 @@
           <w:spacing w:val="0"/>
           <w:color w:val="181E2A"/>
         </w:rPr>
-        <w:t xml:space="preserve">登录</w:t>
-      </w:r>
-    </w:p>
-    <w:p>
-      <w:pPr/>
-      <w:r>
-        <w:rPr>
-          <w:rFonts w:ascii="PingFang SC" w:hAnsi="PingFang SC" w:cs="PingFang SC"/>
-          <w:sz w:val="26"/>
-          <w:sz-cs w:val="26"/>
-          <w:spacing w:val="0"/>
-          <w:color w:val="181E2A"/>
-        </w:rPr>
-        <w:t xml:space="preserve">模板分配编辑者</w:t>
+        <w:t xml:space="preserve">超管</w:t>
+      </w:r>
+    </w:p>
+    <w:p>
+      <w:pPr/>
+      <w:r>
+        <w:rPr>
+          <w:rFonts w:ascii="PingFang SC" w:hAnsi="PingFang SC" w:cs="PingFang SC"/>
+          <w:sz w:val="26"/>
+          <w:sz-cs w:val="26"/>
+          <w:spacing w:val="0"/>
+          <w:color w:val="181E2A"/>
+        </w:rPr>
+        <w:t xml:space="preserve">模板分配编辑者（仅超管）</w:t>
       </w:r>
     </w:p>
     <w:p>
@@ -4570,7 +4570,7 @@
           <w:spacing w:val="0"/>
           <w:color w:val="181E2A"/>
         </w:rPr>
-        <w:t xml:space="preserve">username、role（super_admin/senior_admin/admin）、permissions（canEditOthers/canPublishOthers/canDeleteOthers/allowedTemplateIds）、pv（密码版本号，改密即失效旧令牌）</w:t>
+        <w:t xml:space="preserve">username、role（super_admin/senior_admin/admin）、permissions（canEditOthers/canPublishOthers/canDeleteOthers/canPublish/allowedTemplateIds）、pv（密码版本号，改密即失效旧令牌）</w:t>
       </w:r>
     </w:p>
     <w:p>
@@ -4726,7 +4726,7 @@
           <w:spacing w:val="0"/>
           <w:color w:val="181E2A"/>
         </w:rPr>
-        <w:t xml:space="preserve">✅ 三级管理员权限体系：建号、角色调整、按管理员开放指定模板、按模板分配编辑者</w:t>
+        <w:t xml:space="preserve">✅ 三级管理员权限体系：建号、角色调整、按管理员开放指定模板、按模板分配编辑者；上线权限独立化（后端强制校验）：普通管理员默认仅可保存草稿，需超管授予「上线模板」权限方可发布本人模板，内置模板上下架仅超管</w:t>
       </w:r>
     </w:p>
     <w:p>
@@ -5416,17 +5416,17 @@
           <w:spacing w:val="0"/>
           <w:color w:val="0E121D"/>
         </w:rPr>
-        <w:t xml:space="preserve">站内人工内容审核流</w:t>
-      </w:r>
-      <w:r>
-        <w:rPr>
-          <w:rFonts w:ascii="PingFang SC" w:hAnsi="PingFang SC" w:cs="PingFang SC"/>
-          <w:sz w:val="29"/>
-          <w:sz-cs w:val="29"/>
-          <w:spacing w:val="0"/>
-          <w:color w:val="181E2A"/>
-        </w:rPr>
-        <w:t xml:space="preserve">：管理员发布模板即对外可见，无「保存草稿 → 审核 → 发布」流程（建议由站内运营流程补充，或后续在工坊增加草稿态）</w:t>
+        <w:t xml:space="preserve">站内人工内容审核流（逐条审批队列）</w:t>
+      </w:r>
+      <w:r>
+        <w:rPr>
+          <w:rFonts w:ascii="PingFang SC" w:hAnsi="PingFang SC" w:cs="PingFang SC"/>
+          <w:sz w:val="29"/>
+          <w:sz-cs w:val="29"/>
+          <w:spacing w:val="0"/>
+          <w:color w:val="181E2A"/>
+        </w:rPr>
+        <w:t xml:space="preserve">：已实现「保存草稿 → 权限式发布」两级流（发布需超管授予「上线模板」权限，发布后即前台可见）；逐条人工审批队列（提交审核 → 运营逐条通过后上线）仍为预留方向</w:t>
       </w:r>
     </w:p>
     <w:p>
@@ -5639,7 +5639,7 @@
           <w:spacing w:val="0"/>
           <w:color w:val="181E2A"/>
         </w:rPr>
-        <w:t xml:space="preserve">：本地工作区「Vibe Coding」目录下的独立项目，采用 AI 辅助编程（Claude Code）迭代开发，18 次提交完整记录于 Git 历史（GitHub 私有仓库 </w:t>
+        <w:t xml:space="preserve">：本地工作区「Vibe Coding」目录下的独立项目，采用 AI 辅助编程（Claude Code）迭代开发，19 次提交完整记录于 Git 历史（GitHub 私有仓库 </w:t>
       </w:r>
       <w:r>
         <w:rPr>
@@ -6874,7 +6874,7 @@
           <w:spacing w:val="0"/>
           <w:color w:val="181E2A"/>
         </w:rPr>
-        <w:t xml:space="preserve">普通管理员无法编辑/发布他人模板；未登录无法调用写接口（401）</w:t>
+        <w:t xml:space="preserve">后端强制校验（非前端软约束）：普通管理员无法编辑/发布/删除他人模板，无「上线模板」权限无法上线任何模板（含本人模板），内置模板上下架仅超管；未登录无法调用写接口（401）</w:t>
       </w:r>
     </w:p>
     <w:p>

--- a/部署方案.docx
+++ b/部署方案.docx
@@ -5639,7 +5639,7 @@
           <w:spacing w:val="0"/>
           <w:color w:val="181E2A"/>
         </w:rPr>
-        <w:t xml:space="preserve">：本地工作区「Vibe Coding」目录下的独立项目，采用 AI 辅助编程（Claude Code）迭代开发，19 次提交完整记录于 Git 历史（GitHub 私有仓库 </w:t>
+        <w:t xml:space="preserve">：本地工作区「Vibe Coding」目录下的独立项目，采用 AI 辅助编程（Claude Code）迭代开发，20 次提交完整记录于 Git 历史（GitHub 私有仓库 </w:t>
       </w:r>
       <w:r>
         <w:rPr>

--- a/部署方案.docx
+++ b/部署方案.docx
@@ -5639,7 +5639,7 @@
           <w:spacing w:val="0"/>
           <w:color w:val="181E2A"/>
         </w:rPr>
-        <w:t xml:space="preserve">：本地工作区「Vibe Coding」目录下的独立项目，采用 AI 辅助编程（Claude Code）迭代开发，20 次提交完整记录于 Git 历史（GitHub 私有仓库 </w:t>
+        <w:t xml:space="preserve">：本地工作区「Vibe Coding」目录下的独立项目，采用 AI 辅助编程（Claude Code）迭代开发，21 次提交完整记录于 Git 历史（GitHub 私有仓库 </w:t>
       </w:r>
       <w:r>
         <w:rPr>

--- a/部署方案.docx
+++ b/部署方案.docx
@@ -219,7 +219,7 @@
           <w:spacing w:val="0"/>
           <w:color w:val="181E2A"/>
         </w:rPr>
-        <w:t xml:space="preserve">v1.1（2026-08-20）</w:t>
+        <w:t xml:space="preserve">v1.2（2026-08-21）</w:t>
       </w:r>
     </w:p>
     <w:p>
@@ -600,6 +600,66 @@
     </w:p>
     <w:p>
       <w:pPr>
+        <w:ind w:left="720" w:first-line="-720"/>
+      </w:pPr>
+      <w:r>
+        <w:rPr>
+          <w:rFonts w:ascii="PingFang SC Semibold" w:hAnsi="PingFang SC Semibold" w:cs="PingFang SC Semibold"/>
+          <w:sz w:val="29"/>
+          <w:sz-cs w:val="29"/>
+          <w:b/>
+          <w:color w:val="0E121D"/>
+        </w:rPr>
+        <w:t xml:space="preserve"/>
+        <w:tab/>
+        <w:t xml:space="preserve">8</w:t>
+        <w:tab/>
+        <w:t xml:space="preserve"/>
+      </w:r>
+      <w:r>
+        <w:rPr>
+          <w:rFonts w:ascii="PingFang SC Semibold" w:hAnsi="PingFang SC Semibold" w:cs="PingFang SC Semibold"/>
+          <w:sz w:val="29"/>
+          <w:sz-cs w:val="29"/>
+          <w:b/>
+          <w:spacing w:val="0"/>
+          <w:color w:val="0E121D"/>
+        </w:rPr>
+        <w:t xml:space="preserve">单模板分享链接</w:t>
+      </w:r>
+      <w:r>
+        <w:rPr>
+          <w:rFonts w:ascii="PingFang SC" w:hAnsi="PingFang SC" w:cs="PingFang SC"/>
+          <w:sz w:val="29"/>
+          <w:sz-cs w:val="29"/>
+          <w:spacing w:val="0"/>
+          <w:color w:val="181E2A"/>
+        </w:rPr>
+        <w:t xml:space="preserve">：每个已发布模板拥有独立分享地址（</w:t>
+      </w:r>
+      <w:r>
+        <w:rPr>
+          <w:rFonts w:ascii="Menlo" w:hAnsi="Menlo" w:cs="Menlo"/>
+          <w:sz w:val="25"/>
+          <w:sz-cs w:val="25"/>
+          <w:spacing w:val="0"/>
+          <w:color w:val="181E2A"/>
+        </w:rPr>
+        <w:t xml:space="preserve">/share/&lt;模板id&gt;</w:t>
+      </w:r>
+      <w:r>
+        <w:rPr>
+          <w:rFonts w:ascii="PingFang SC" w:hAnsi="PingFang SC" w:cs="PingFang SC"/>
+          <w:sz w:val="29"/>
+          <w:sz-cs w:val="29"/>
+          <w:spacing w:val="0"/>
+          <w:color w:val="181E2A"/>
+        </w:rPr>
+        <w:t xml:space="preserve">），直达该模板编辑器：保留文字编辑、图片位选图与导出，锁定模板切换与框位编辑；未上线/已下架模板访问时显示提示页。</w:t>
+      </w:r>
+    </w:p>
+    <w:p>
+      <w:pPr>
         <w:spacing w:after="333"/>
       </w:pPr>
       <w:r>
@@ -764,7 +824,7 @@
           <w:spacing w:val="0"/>
           <w:color w:val="181E2A"/>
         </w:rPr>
-        <w:t xml:space="preserve">   ├─ 模板库页（默认）：发布/下架、删除、拖拽排序、隐藏内置模板、一键进入工坊编辑</w:t>
+        <w:t xml:space="preserve">   ├─ 模板库页（默认）：发布/下架、删除、拖拽排序、隐藏内置模板、一键进入工坊编辑、复制分享链接</w:t>
       </w:r>
     </w:p>
     <w:p>
@@ -818,6 +878,94 @@
     </w:p>
     <w:p>
       <w:pPr>
+        <w:spacing w:after="293"/>
+      </w:pPr>
+      <w:r>
+        <w:rPr>
+          <w:rFonts w:ascii="PingFang SC Semibold" w:hAnsi="PingFang SC Semibold" w:cs="PingFang SC Semibold"/>
+          <w:sz w:val="29"/>
+          <w:sz-cs w:val="29"/>
+          <w:b/>
+          <w:spacing w:val="0"/>
+          <w:color w:val="0E121D"/>
+        </w:rPr>
+        <w:t xml:space="preserve">分享链接路径（免登录，单模板直达）</w:t>
+      </w:r>
+      <w:r>
+        <w:rPr>
+          <w:rFonts w:ascii="PingFang SC" w:hAnsi="PingFang SC" w:cs="PingFang SC"/>
+          <w:sz w:val="29"/>
+          <w:sz-cs w:val="29"/>
+          <w:spacing w:val="0"/>
+          <w:color w:val="181E2A"/>
+        </w:rPr>
+        <w:t xml:space="preserve"/>
+      </w:r>
+    </w:p>
+    <w:p>
+      <w:pPr/>
+      <w:r>
+        <w:rPr>
+          <w:rFonts w:ascii="Menlo" w:hAnsi="Menlo" w:cs="Menlo"/>
+          <w:sz w:val="25"/>
+          <w:sz-cs w:val="25"/>
+          <w:spacing w:val="0"/>
+          <w:color w:val="181E2A"/>
+        </w:rPr>
+        <w:t xml:space="preserve">打开 /share/&lt;模板id&gt; → 后端校验该模板已发布 → 直接进入该模板编辑器</w:t>
+      </w:r>
+    </w:p>
+    <w:p>
+      <w:pPr/>
+      <w:r>
+        <w:rPr>
+          <w:rFonts w:ascii="Menlo" w:hAnsi="Menlo" w:cs="Menlo"/>
+          <w:sz w:val="25"/>
+          <w:sz-cs w:val="25"/>
+          <w:spacing w:val="0"/>
+          <w:color w:val="181E2A"/>
+        </w:rPr>
+        <w:t xml:space="preserve">   （文字/选图/样式/导出照常；不可切换模板、不可临时换图、不可拖动/缩放/增删框位）</w:t>
+      </w:r>
+    </w:p>
+    <w:p>
+      <w:pPr/>
+      <w:r>
+        <w:rPr>
+          <w:rFonts w:ascii="Menlo" w:hAnsi="Menlo" w:cs="Menlo"/>
+          <w:sz w:val="25"/>
+          <w:sz-cs w:val="25"/>
+          <w:spacing w:val="0"/>
+          <w:color w:val="181E2A"/>
+        </w:rPr>
+        <w:t xml:space="preserve">   → 生成图片 → 下载 / 复制</w:t>
+      </w:r>
+    </w:p>
+    <w:p>
+      <w:pPr/>
+      <w:r>
+        <w:rPr>
+          <w:rFonts w:ascii="Menlo" w:hAnsi="Menlo" w:cs="Menlo"/>
+          <w:sz w:val="25"/>
+          <w:sz-cs w:val="25"/>
+          <w:spacing w:val="0"/>
+          <w:color w:val="181E2A"/>
+        </w:rPr>
+        <w:t xml:space="preserve">（模板未上线或不存在 → 「该模板未上线」提示页）</w:t>
+      </w:r>
+      <w:r>
+        <w:rPr>
+          <w:rFonts w:ascii="Menlo" w:hAnsi="Menlo" w:cs="Menlo"/>
+          <w:sz w:val="24"/>
+          <w:sz-cs w:val="24"/>
+          <w:spacing w:val="0"/>
+          <w:color w:val="181E2A"/>
+        </w:rPr>
+        <w:t xml:space="preserve"/>
+      </w:r>
+    </w:p>
+    <w:p>
+      <w:pPr>
         <w:spacing w:after="333"/>
       </w:pPr>
       <w:r>
@@ -1059,6 +1207,52 @@
       </w:r>
     </w:p>
     <w:p>
+      <w:pPr/>
+      <w:r>
+        <w:rPr>
+          <w:rFonts w:ascii="PingFang SC" w:hAnsi="PingFang SC" w:cs="PingFang SC"/>
+          <w:sz w:val="26"/>
+          <w:sz-cs w:val="26"/>
+          <w:spacing w:val="0"/>
+          <w:color w:val="181E2A"/>
+        </w:rPr>
+        <w:t xml:space="preserve">⑧ 单模板分享链接</w:t>
+      </w:r>
+    </w:p>
+    <w:p>
+      <w:pPr/>
+      <w:r>
+        <w:rPr>
+          <w:rFonts w:ascii="PingFang SC" w:hAnsi="PingFang SC" w:cs="PingFang SC"/>
+          <w:sz w:val="26"/>
+          <w:sz-cs w:val="26"/>
+          <w:spacing w:val="0"/>
+          <w:color w:val="181E2A"/>
+        </w:rPr>
+        <w:t xml:space="preserve">每个已发布模板对应固定地址 </w:t>
+      </w:r>
+      <w:r>
+        <w:rPr>
+          <w:rFonts w:ascii="Menlo" w:hAnsi="Menlo" w:cs="Menlo"/>
+          <w:sz w:val="25"/>
+          <w:sz-cs w:val="25"/>
+          <w:spacing w:val="0"/>
+          <w:color w:val="181E2A"/>
+        </w:rPr>
+        <w:t xml:space="preserve">/share/&lt;模板id&gt;</w:t>
+      </w:r>
+      <w:r>
+        <w:rPr>
+          <w:rFonts w:ascii="PingFang SC" w:hAnsi="PingFang SC" w:cs="PingFang SC"/>
+          <w:sz w:val="26"/>
+          <w:sz-cs w:val="26"/>
+          <w:spacing w:val="0"/>
+          <w:color w:val="181E2A"/>
+        </w:rPr>
+        <w:t xml:space="preserve">；分享页隐藏模板下拉/临时换图/重置示例/管理后台入口，框位拖拽、缩放、增删、锁定全部禁用，文字编辑、图片库选图、样式与导出保留；未上线模板显示「该模板未上线」提示页</w:t>
+      </w:r>
+    </w:p>
+    <w:p>
       <w:pPr>
         <w:spacing w:after="390"/>
       </w:pPr>
@@ -1151,7 +1345,7 @@
           <w:spacing w:val="0"/>
           <w:color w:val="181E2A"/>
         </w:rPr>
-        <w:t xml:space="preserve">全部模板列表（内置 + DIY，含缩略图、插槽数、发布时间）；发布/下架开关（上线权限：DIY 模板需「上线模板」权限，内置模板仅超管）；拖拽排序（决定用户端下拉顺序）；隐藏内置模板（仅超管）；删除模板（级联清理背景/图片素材 key）；「载入工坊」一键进入编辑</w:t>
+        <w:t xml:space="preserve">全部模板列表（内置 + DIY，含缩略图、插槽数、发布时间）；发布/下架开关（上线权限：DIY 模板需「上线模板」权限，内置模板仅超管）；拖拽排序（决定用户端下拉顺序）；隐藏内置模板（仅超管）；删除模板（级联清理背景/图片素材 key）；「载入工坊」一键进入编辑；「分享链接」按钮一键复制模板分享地址（草稿态禁用并提示发布后可复制）</w:t>
       </w:r>
     </w:p>
     <w:p>
@@ -2136,6 +2330,68 @@
           <w:color w:val="181E2A"/>
         </w:rPr>
         <w:t xml:space="preserve">模板列表（内置 + DIY，gzip ~10KB，边缘缓存 60s）</w:t>
+      </w:r>
+    </w:p>
+    <w:p>
+      <w:pPr/>
+      <w:r>
+        <w:rPr>
+          <w:rFonts w:ascii="PingFang SC" w:hAnsi="PingFang SC" w:cs="PingFang SC"/>
+          <w:sz w:val="26"/>
+          <w:sz-cs w:val="26"/>
+          <w:spacing w:val="0"/>
+          <w:color w:val="181E2A"/>
+        </w:rPr>
+        <w:t xml:space="preserve">模板</w:t>
+      </w:r>
+    </w:p>
+    <w:p>
+      <w:pPr/>
+      <w:r>
+        <w:rPr>
+          <w:rFonts w:ascii="Menlo" w:hAnsi="Menlo" w:cs="Menlo"/>
+          <w:sz w:val="25"/>
+          <w:sz-cs w:val="25"/>
+          <w:spacing w:val="0"/>
+          <w:color w:val="181E2A"/>
+        </w:rPr>
+        <w:t xml:space="preserve">GET /api/templates/share/:id</w:t>
+      </w:r>
+      <w:r>
+        <w:rPr>
+          <w:rFonts w:ascii="PingFang SC" w:hAnsi="PingFang SC" w:cs="PingFang SC"/>
+          <w:sz w:val="26"/>
+          <w:sz-cs w:val="26"/>
+          <w:spacing w:val="0"/>
+          <w:color w:val="181E2A"/>
+        </w:rPr>
+        <w:t xml:space="preserve"/>
+      </w:r>
+    </w:p>
+    <w:p>
+      <w:pPr/>
+      <w:r>
+        <w:rPr>
+          <w:rFonts w:ascii="PingFang SC" w:hAnsi="PingFang SC" w:cs="PingFang SC"/>
+          <w:sz w:val="26"/>
+          <w:sz-cs w:val="26"/>
+          <w:spacing w:val="0"/>
+          <w:color w:val="181E2A"/>
+        </w:rPr>
+        <w:t xml:space="preserve">公开</w:t>
+      </w:r>
+    </w:p>
+    <w:p>
+      <w:pPr/>
+      <w:r>
+        <w:rPr>
+          <w:rFonts w:ascii="PingFang SC" w:hAnsi="PingFang SC" w:cs="PingFang SC"/>
+          <w:sz w:val="26"/>
+          <w:sz-cs w:val="26"/>
+          <w:spacing w:val="0"/>
+          <w:color w:val="181E2A"/>
+        </w:rPr>
+        <w:t xml:space="preserve">单模板分享页数据（仅已发布模板；未上线/不存在返回 404）</w:t>
       </w:r>
     </w:p>
     <w:p>
@@ -3354,6 +3610,55 @@
           <w:spacing w:val="0"/>
           <w:color w:val="181E2A"/>
         </w:rPr>
+        <w:t xml:space="preserve">用户端单模板分享页</w:t>
+      </w:r>
+    </w:p>
+    <w:p>
+      <w:pPr/>
+      <w:r>
+        <w:rPr>
+          <w:rFonts w:ascii="Menlo" w:hAnsi="Menlo" w:cs="Menlo"/>
+          <w:sz w:val="25"/>
+          <w:sz-cs w:val="25"/>
+          <w:spacing w:val="0"/>
+          <w:color w:val="181E2A"/>
+        </w:rPr>
+        <w:t xml:space="preserve">/share/:templateId</w:t>
+      </w:r>
+      <w:r>
+        <w:rPr>
+          <w:rFonts w:ascii="PingFang SC" w:hAnsi="PingFang SC" w:cs="PingFang SC"/>
+          <w:sz w:val="26"/>
+          <w:sz-cs w:val="26"/>
+          <w:spacing w:val="0"/>
+          <w:color w:val="181E2A"/>
+        </w:rPr>
+        <w:t xml:space="preserve"/>
+      </w:r>
+    </w:p>
+    <w:p>
+      <w:pPr/>
+      <w:r>
+        <w:rPr>
+          <w:rFonts w:ascii="PingFang SC" w:hAnsi="PingFang SC" w:cs="PingFang SC"/>
+          <w:sz w:val="26"/>
+          <w:sz-cs w:val="26"/>
+          <w:spacing w:val="0"/>
+          <w:color w:val="181E2A"/>
+        </w:rPr>
+        <w:t xml:space="preserve">单模板编辑器（隐藏模板切换与框位编辑入口），未上线模板显示提示页</w:t>
+      </w:r>
+    </w:p>
+    <w:p>
+      <w:pPr/>
+      <w:r>
+        <w:rPr>
+          <w:rFonts w:ascii="PingFang SC" w:hAnsi="PingFang SC" w:cs="PingFang SC"/>
+          <w:sz w:val="26"/>
+          <w:sz-cs w:val="26"/>
+          <w:spacing w:val="0"/>
+          <w:color w:val="181E2A"/>
+        </w:rPr>
         <w:t xml:space="preserve">管理后台</w:t>
       </w:r>
     </w:p>
@@ -3526,7 +3831,7 @@
           <w:spacing w:val="0"/>
           <w:color w:val="181E2A"/>
         </w:rPr>
-        <w:t xml:space="preserve">│   ├── _app.ts                   # Express 应用：全部 20 条路由 + 鉴权 + gzip 中间件</w:t>
+        <w:t xml:space="preserve">│   ├── _app.ts                   # Express 应用：全部 21 条路由 + 鉴权 + gzip 中间件</w:t>
       </w:r>
     </w:p>
     <w:p>
@@ -3773,7 +4078,7 @@
           <w:spacing w:val="0"/>
           <w:color w:val="181E2A"/>
         </w:rPr>
-        <w:t xml:space="preserve">        ├── Header.tsx                    # 顶栏：模板选择/临时换图/重置/后台入口</w:t>
+        <w:t xml:space="preserve">        ├── Header.tsx                    # 顶栏：模板选择/临时换图/重置/后台入口（分享模式隐藏全部控件，仅展示模板名）</w:t>
       </w:r>
     </w:p>
     <w:p>
@@ -4101,7 +4406,7 @@
           <w:spacing w:val="0"/>
           <w:color w:val="181E2A"/>
         </w:rPr>
-        <w:t xml:space="preserve">20 条 REST 路由</w:t>
+        <w:t xml:space="preserve">21 条 REST 路由</w:t>
       </w:r>
     </w:p>
     <w:p>
@@ -4782,7 +5087,55 @@
           <w:spacing w:val="0"/>
           <w:color w:val="181E2A"/>
         </w:rPr>
-        <w:t xml:space="preserve">✅ 后端 20 条 API + 双模式存储（Redis/JSON）+ 素材独立 key 存储与级联清理</w:t>
+        <w:t xml:space="preserve">✅ 后端 21 条 API + 双模式存储（Redis/JSON）+ 素材独立 key 存储与级联清理</w:t>
+      </w:r>
+    </w:p>
+    <w:p>
+      <w:pPr>
+        <w:ind w:left="720" w:first-line="-720"/>
+      </w:pPr>
+      <w:r>
+        <w:rPr>
+          <w:rFonts w:ascii="PingFang SC" w:hAnsi="PingFang SC" w:cs="PingFang SC"/>
+          <w:sz w:val="29"/>
+          <w:sz-cs w:val="29"/>
+          <w:color w:val="181E2A"/>
+        </w:rPr>
+        <w:t xml:space="preserve"/>
+        <w:tab/>
+        <w:t xml:space="preserve">•</w:t>
+        <w:tab/>
+        <w:t xml:space="preserve"/>
+      </w:r>
+      <w:r>
+        <w:rPr>
+          <w:rFonts w:ascii="PingFang SC" w:hAnsi="PingFang SC" w:cs="PingFang SC"/>
+          <w:sz w:val="29"/>
+          <w:sz-cs w:val="29"/>
+          <w:spacing w:val="0"/>
+          <w:color w:val="181E2A"/>
+        </w:rPr>
+        <w:t xml:space="preserve">✅ 单模板分享链接：后端新增公开接口 </w:t>
+      </w:r>
+      <w:r>
+        <w:rPr>
+          <w:rFonts w:ascii="Menlo" w:hAnsi="Menlo" w:cs="Menlo"/>
+          <w:sz w:val="25"/>
+          <w:sz-cs w:val="25"/>
+          <w:spacing w:val="0"/>
+          <w:color w:val="181E2A"/>
+        </w:rPr>
+        <w:t xml:space="preserve">GET /api/templates/share/:id</w:t>
+      </w:r>
+      <w:r>
+        <w:rPr>
+          <w:rFonts w:ascii="PingFang SC" w:hAnsi="PingFang SC" w:cs="PingFang SC"/>
+          <w:sz w:val="29"/>
+          <w:sz-cs w:val="29"/>
+          <w:spacing w:val="0"/>
+          <w:color w:val="181E2A"/>
+        </w:rPr>
+        <w:t xml:space="preserve">（仅已发布模板可访问），模板库「分享链接」一键复制，分享页锁定模板切换与框位编辑（保留文字/选图/导出），未上线模板显示提示页</w:t>
       </w:r>
     </w:p>
     <w:p>
@@ -5639,7 +5992,7 @@
           <w:spacing w:val="0"/>
           <w:color w:val="181E2A"/>
         </w:rPr>
-        <w:t xml:space="preserve">：本地工作区「Vibe Coding」目录下的独立项目，采用 AI 辅助编程（Claude Code）迭代开发，21 次提交完整记录于 Git 历史（GitHub 私有仓库 </w:t>
+        <w:t xml:space="preserve">：本地工作区「Vibe Coding」目录下的独立项目，采用 AI 辅助编程（Claude Code）迭代开发，22 次提交完整记录于 Git 历史（GitHub 私有仓库 </w:t>
       </w:r>
       <w:r>
         <w:rPr>
@@ -6403,6 +6756,45 @@
         </w:rPr>
         <w:t xml:space="preserve">curl https://poster.zhihuredeem.top/api/templates/diy-1786895964812/images</w:t>
       </w:r>
+    </w:p>
+    <w:p>
+      <w:pPr/>
+      <w:r>
+        <w:rPr>
+          <w:rFonts w:ascii="Menlo" w:hAnsi="Menlo" w:cs="Menlo"/>
+          <w:sz w:val="25"/>
+          <w:sz-cs w:val="25"/>
+          <w:spacing w:val="0"/>
+          <w:color w:val="181E2A"/>
+        </w:rPr>
+        <w:t xml:space="preserve"/>
+      </w:r>
+    </w:p>
+    <w:p>
+      <w:pPr/>
+      <w:r>
+        <w:rPr>
+          <w:rFonts w:ascii="Menlo" w:hAnsi="Menlo" w:cs="Menlo"/>
+          <w:sz w:val="25"/>
+          <w:sz-cs w:val="25"/>
+          <w:spacing w:val="0"/>
+          <w:color w:val="181E2A"/>
+        </w:rPr>
+        <w:t xml:space="preserve"># 单模板分享接口（200 = 已发布；404 = 未上线/不存在）</w:t>
+      </w:r>
+    </w:p>
+    <w:p>
+      <w:pPr/>
+      <w:r>
+        <w:rPr>
+          <w:rFonts w:ascii="Menlo" w:hAnsi="Menlo" w:cs="Menlo"/>
+          <w:sz w:val="25"/>
+          <w:sz-cs w:val="25"/>
+          <w:spacing w:val="0"/>
+          <w:color w:val="181E2A"/>
+        </w:rPr>
+        <w:t xml:space="preserve">curl -w "%{http_code}\n" -o /dev/null https://poster.zhihuredeem.top/api/templates/share/folk-reviewer</w:t>
+      </w:r>
       <w:r>
         <w:rPr>
           <w:rFonts w:ascii="Menlo" w:hAnsi="Menlo" w:cs="Menlo"/>
@@ -6979,6 +7371,32 @@
           <w:color w:val="181E2A"/>
         </w:rPr>
         <w:t xml:space="preserve">密码 scrypt 哈希存储（非明文）；改密/被重置后旧会话立即失效（令牌 pv 校验）；未登录无法调用任何写接口（401）</w:t>
+      </w:r>
+    </w:p>
+    <w:p>
+      <w:pPr/>
+      <w:r>
+        <w:rPr>
+          <w:rFonts w:ascii="PingFang SC" w:hAnsi="PingFang SC" w:cs="PingFang SC"/>
+          <w:sz w:val="26"/>
+          <w:sz-cs w:val="26"/>
+          <w:spacing w:val="0"/>
+          <w:color w:val="181E2A"/>
+        </w:rPr>
+        <w:t xml:space="preserve">分享链接隔离</w:t>
+      </w:r>
+    </w:p>
+    <w:p>
+      <w:pPr/>
+      <w:r>
+        <w:rPr>
+          <w:rFonts w:ascii="PingFang SC" w:hAnsi="PingFang SC" w:cs="PingFang SC"/>
+          <w:sz w:val="26"/>
+          <w:sz-cs w:val="26"/>
+          <w:spacing w:val="0"/>
+          <w:color w:val="181E2A"/>
+        </w:rPr>
+        <w:t xml:space="preserve">未发布/已删除模板的分享链接返回 404 并显示提示页；分享页无管理后台入口、无临时换图与框位编辑入口；接口不返回草稿模板</w:t>
       </w:r>
     </w:p>
     <w:p>

--- a/部署方案.docx
+++ b/部署方案.docx
@@ -3446,7 +3446,47 @@
           <w:spacing w:val="0"/>
           <w:color w:val="181E2A"/>
         </w:rPr>
-        <w:t xml:space="preserve"> 全部重写至函数入口，函数时长上限 60s。</w:t>
+        <w:t xml:space="preserve"> 重写至函数入口，其余路径重写回 </w:t>
+      </w:r>
+      <w:r>
+        <w:rPr>
+          <w:rFonts w:ascii="Menlo" w:hAnsi="Menlo" w:cs="Menlo"/>
+          <w:sz w:val="25"/>
+          <w:sz-cs w:val="25"/>
+          <w:spacing w:val="0"/>
+          <w:color w:val="181E2A"/>
+        </w:rPr>
+        <w:t xml:space="preserve">index.html</w:t>
+      </w:r>
+      <w:r>
+        <w:rPr>
+          <w:rFonts w:ascii="PingFang SC" w:hAnsi="PingFang SC" w:cs="PingFang SC"/>
+          <w:sz w:val="29"/>
+          <w:sz-cs w:val="29"/>
+          <w:spacing w:val="0"/>
+          <w:color w:val="181E2A"/>
+        </w:rPr>
+        <w:t xml:space="preserve">（SPA 回退，支撑 </w:t>
+      </w:r>
+      <w:r>
+        <w:rPr>
+          <w:rFonts w:ascii="Menlo" w:hAnsi="Menlo" w:cs="Menlo"/>
+          <w:sz w:val="25"/>
+          <w:sz-cs w:val="25"/>
+          <w:spacing w:val="0"/>
+          <w:color w:val="181E2A"/>
+        </w:rPr>
+        <w:t xml:space="preserve">/share/&lt;id&gt;</w:t>
+      </w:r>
+      <w:r>
+        <w:rPr>
+          <w:rFonts w:ascii="PingFang SC" w:hAnsi="PingFang SC" w:cs="PingFang SC"/>
+          <w:sz w:val="29"/>
+          <w:sz-cs w:val="29"/>
+          <w:spacing w:val="0"/>
+          <w:color w:val="181E2A"/>
+        </w:rPr>
+        <w:t xml:space="preserve"> 分享页直达），函数时长上限 60s。</w:t>
       </w:r>
     </w:p>
     <w:p>
@@ -5992,7 +6032,7 @@
           <w:spacing w:val="0"/>
           <w:color w:val="181E2A"/>
         </w:rPr>
-        <w:t xml:space="preserve">：本地工作区「Vibe Coding」目录下的独立项目，采用 AI 辅助编程（Claude Code）迭代开发，22 次提交完整记录于 Git 历史（GitHub 私有仓库 </w:t>
+        <w:t xml:space="preserve">：本地工作区「Vibe Coding」目录下的独立项目，采用 AI 辅助编程（Claude Code）迭代开发，23 次提交完整记录于 Git 历史（GitHub 私有仓库 </w:t>
       </w:r>
       <w:r>
         <w:rPr>

--- a/部署方案.docx
+++ b/部署方案.docx
@@ -216,10 +216,10 @@
           <w:rFonts w:ascii="PingFang SC" w:hAnsi="PingFang SC" w:cs="PingFang SC"/>
           <w:sz w:val="26"/>
           <w:sz-cs w:val="26"/>
-          <w:spacing w:val="0"/>
-          <w:color w:val="181E2A"/>
-        </w:rPr>
-        <w:t xml:space="preserve">v1.2（2026-08-21）</w:t>
+          <w:color w:val="181E2A"/>
+          <w:spacing w:val="0"/>
+        </w:rPr>
+        <w:t>v1.3（2026-08-26）</w:t>
       </w:r>
     </w:p>
     <w:p>
@@ -660,6 +660,24 @@
     </w:p>
     <w:p>
       <w:pPr>
+        <w:ind w:left="720" w:first-line="-720"/>
+      </w:pPr>
+      <w:r>
+        <w:rPr>
+          <w:rFonts w:ascii="PingFang SC Semibold" w:hAnsi="PingFang SC Semibold" w:cs="PingFang SC Semibold"/>
+          <w:color w:val="181E2A"/>
+          <w:sz w:val="29"/>
+          <w:sz-cs w:val="29"/>
+          <w:b/>
+        </w:rPr>
+        <w:tab/>
+        <w:t>9</w:t>
+        <w:tab/>
+        <w:t>内容安全过滤：用户文字输入在生成前经敏感词库检测，命中违规即拦截并提示；合成成功弹窗底部附免责声明。</w:t>
+      </w:r>
+    </w:p>
+    <w:p>
+      <w:pPr>
         <w:spacing w:after="333"/>
       </w:pPr>
       <w:r>
@@ -759,6 +777,19 @@
           <w:rFonts w:ascii="Menlo" w:hAnsi="Menlo" w:cs="Menlo"/>
           <w:sz w:val="25"/>
           <w:sz-cs w:val="25"/>
+          <w:color w:val="181E2A"/>
+          <w:spacing w:val="0"/>
+        </w:rPr>
+        <w:t xml:space="preserve">   → 内容安全检测（命中违规即拦截提示）</w:t>
+      </w:r>
+    </w:p>
+    <w:p>
+      <w:pPr/>
+      <w:r>
+        <w:rPr>
+          <w:rFonts w:ascii="Menlo" w:hAnsi="Menlo" w:cs="Menlo"/>
+          <w:sz w:val="25"/>
+          <w:sz-cs w:val="25"/>
           <w:spacing w:val="0"/>
           <w:color w:val="181E2A"/>
         </w:rPr>
@@ -1179,6 +1210,14 @@
         </w:rPr>
         <w:t xml:space="preserve">「生成图片」以 3 倍分辨率离屏渲染 → JPEG 0.92 导出 → 预览弹窗支持「下载图片」与「复制到剪贴板」</w:t>
       </w:r>
+      <w:r>
+        <w:rPr>
+          <w:rFonts w:ascii="PingFang SC" w:hAnsi="PingFang SC"/>
+          <w:color w:val="181E2A"/>
+          <w:sz w:val="26"/>
+        </w:rPr>
+        <w:t>；生成前经敏感词库内容安全检测，命中违规弹窗拦截；合成成功弹窗附免责声明</w:t>
+      </w:r>
     </w:p>
     <w:p>
       <w:pPr/>
@@ -2888,68 +2927,6 @@
           <w:color w:val="181E2A"/>
         </w:rPr>
         <w:t xml:space="preserve">上传/删除图片选项（分块 ≤1.5MB）</w:t>
-      </w:r>
-    </w:p>
-    <w:p>
-      <w:pPr/>
-      <w:r>
-        <w:rPr>
-          <w:rFonts w:ascii="PingFang SC" w:hAnsi="PingFang SC" w:cs="PingFang SC"/>
-          <w:sz w:val="26"/>
-          <w:sz-cs w:val="26"/>
-          <w:spacing w:val="0"/>
-          <w:color w:val="181E2A"/>
-        </w:rPr>
-        <w:t xml:space="preserve">AI</w:t>
-      </w:r>
-    </w:p>
-    <w:p>
-      <w:pPr/>
-      <w:r>
-        <w:rPr>
-          <w:rFonts w:ascii="Menlo" w:hAnsi="Menlo" w:cs="Menlo"/>
-          <w:sz w:val="25"/>
-          <w:sz-cs w:val="25"/>
-          <w:spacing w:val="0"/>
-          <w:color w:val="181E2A"/>
-        </w:rPr>
-        <w:t xml:space="preserve">POST /api/generate-review</w:t>
-      </w:r>
-      <w:r>
-        <w:rPr>
-          <w:rFonts w:ascii="PingFang SC" w:hAnsi="PingFang SC" w:cs="PingFang SC"/>
-          <w:sz w:val="26"/>
-          <w:sz-cs w:val="26"/>
-          <w:spacing w:val="0"/>
-          <w:color w:val="181E2A"/>
-        </w:rPr>
-        <w:t xml:space="preserve"/>
-      </w:r>
-    </w:p>
-    <w:p>
-      <w:pPr/>
-      <w:r>
-        <w:rPr>
-          <w:rFonts w:ascii="PingFang SC" w:hAnsi="PingFang SC" w:cs="PingFang SC"/>
-          <w:sz w:val="26"/>
-          <w:sz-cs w:val="26"/>
-          <w:spacing w:val="0"/>
-          <w:color w:val="181E2A"/>
-        </w:rPr>
-        <w:t xml:space="preserve">公开</w:t>
-      </w:r>
-    </w:p>
-    <w:p>
-      <w:pPr/>
-      <w:r>
-        <w:rPr>
-          <w:rFonts w:ascii="PingFang SC" w:hAnsi="PingFang SC" w:cs="PingFang SC"/>
-          <w:sz w:val="26"/>
-          <w:sz-cs w:val="26"/>
-          <w:spacing w:val="0"/>
-          <w:color w:val="181E2A"/>
-        </w:rPr>
-        <w:t xml:space="preserve">AI 一键生成锐评文案（需 GEMINI_API_KEY，前端入口待接入）</w:t>
       </w:r>
     </w:p>
     <w:p>
@@ -3871,7 +3848,23 @@
           <w:spacing w:val="0"/>
           <w:color w:val="181E2A"/>
         </w:rPr>
-        <w:t xml:space="preserve">│   ├── _app.ts                   # Express 应用：全部 21 条路由 + 鉴权 + gzip 中间件</w:t>
+        <w:t xml:space="preserve">│   ├── _app.ts                   # Express 应用：全部 </w:t>
+      </w:r>
+      <w:r>
+        <w:rPr>
+          <w:rFonts w:ascii="Menlo" w:hAnsi="Menlo"/>
+          <w:color w:val="181E2A"/>
+          <w:sz w:val="25"/>
+        </w:rPr>
+        <w:t>20</w:t>
+      </w:r>
+      <w:r>
+        <w:rPr>
+          <w:rFonts w:ascii="Menlo" w:hAnsi="Menlo"/>
+          <w:color w:val="181E2A"/>
+          <w:sz w:val="25"/>
+        </w:rPr>
+        <w:t xml:space="preserve"> 条路由 + 鉴权 + gzip 中间件</w:t>
       </w:r>
     </w:p>
     <w:p>
@@ -4027,7 +4020,20 @@
           <w:spacing w:val="0"/>
           <w:color w:val="181E2A"/>
         </w:rPr>
-        <w:t xml:space="preserve">    │   └── colors.ts             # 9 个预设颜色</w:t>
+        <w:t xml:space="preserve">    │   ├── colors.ts             # 9 个预设颜色</w:t>
+      </w:r>
+    </w:p>
+    <w:p>
+      <w:pPr/>
+      <w:r>
+        <w:rPr>
+          <w:rFonts w:ascii="Menlo" w:hAnsi="Menlo" w:cs="Menlo"/>
+          <w:sz w:val="25"/>
+          <w:sz-cs w:val="25"/>
+          <w:color w:val="181E2A"/>
+          <w:spacing w:val="0"/>
+        </w:rPr>
+        <w:t xml:space="preserve">    │   └── sensitiveWords.ts     # 敏感词库数据（开源词库去重整理）</w:t>
       </w:r>
     </w:p>
     <w:p>
@@ -4089,6 +4095,19 @@
           <w:rFonts w:ascii="Menlo" w:hAnsi="Menlo" w:cs="Menlo"/>
           <w:sz w:val="25"/>
           <w:sz-cs w:val="25"/>
+          <w:color w:val="181E2A"/>
+          <w:spacing w:val="0"/>
+        </w:rPr>
+        <w:t xml:space="preserve">    │   ├── contentGuard.ts       # 内容安全检测（敏感词库 + 归一化匹配）</w:t>
+      </w:r>
+    </w:p>
+    <w:p>
+      <w:pPr/>
+      <w:r>
+        <w:rPr>
+          <w:rFonts w:ascii="Menlo" w:hAnsi="Menlo" w:cs="Menlo"/>
+          <w:sz w:val="25"/>
+          <w:sz-cs w:val="25"/>
           <w:spacing w:val="0"/>
           <w:color w:val="181E2A"/>
         </w:rPr>
@@ -4099,13 +4118,27 @@
       <w:pPr/>
       <w:r>
         <w:rPr>
-          <w:rFonts w:ascii="Menlo" w:hAnsi="Menlo" w:cs="Menlo"/>
-          <w:sz w:val="25"/>
-          <w:sz-cs w:val="25"/>
-          <w:spacing w:val="0"/>
-          <w:color w:val="181E2A"/>
-        </w:rPr>
-        <w:t xml:space="preserve">    └── components/               # 12 个组件</w:t>
+          <w:rFonts w:ascii="Menlo" w:hAnsi="Menlo"/>
+          <w:color w:val="181E2A"/>
+          <w:sz w:val="25"/>
+        </w:rPr>
+        <w:t xml:space="preserve">    └── components/               # </w:t>
+      </w:r>
+      <w:r>
+        <w:rPr>
+          <w:rFonts w:ascii="Menlo" w:hAnsi="Menlo"/>
+          <w:color w:val="181E2A"/>
+          <w:sz w:val="25"/>
+        </w:rPr>
+        <w:t>13</w:t>
+      </w:r>
+      <w:r>
+        <w:rPr>
+          <w:rFonts w:ascii="Menlo" w:hAnsi="Menlo"/>
+          <w:color w:val="181E2A"/>
+          <w:sz w:val="25"/>
+        </w:rPr>
+        <w:t xml:space="preserve"> 个组件</w:t>
       </w:r>
     </w:p>
     <w:p>
@@ -4261,7 +4294,7 @@
           <w:spacing w:val="0"/>
           <w:color w:val="181E2A"/>
         </w:rPr>
-        <w:t xml:space="preserve">        └── TemplateEditorAssignModal.tsx # 模板分配编辑者</w:t>
+        <w:t xml:space="preserve">        ├── TemplateEditorAssignModal.tsx # 模板分配编辑者</w:t>
       </w:r>
       <w:r>
         <w:rPr>
@@ -4275,6 +4308,19 @@
       </w:r>
     </w:p>
     <w:p>
+      <w:pPr/>
+      <w:r>
+        <w:rPr>
+          <w:rFonts w:ascii="Menlo" w:hAnsi="Menlo" w:cs="Menlo"/>
+          <w:sz w:val="25"/>
+          <w:sz-cs w:val="25"/>
+          <w:color w:val="181E2A"/>
+          <w:spacing w:val="0"/>
+        </w:rPr>
+        <w:t xml:space="preserve">        └── ContentGuardModal.tsx           # 内容安全拦截弹窗</w:t>
+      </w:r>
+    </w:p>
+    <w:p>
       <w:pPr>
         <w:spacing w:after="333"/>
       </w:pPr>
@@ -4446,7 +4492,22 @@
           <w:spacing w:val="0"/>
           <w:color w:val="181E2A"/>
         </w:rPr>
-        <w:t xml:space="preserve">21 条 REST 路由</w:t>
+      </w:r>
+      <w:r>
+        <w:rPr>
+          <w:rFonts w:ascii="PingFang SC" w:hAnsi="PingFang SC"/>
+          <w:color w:val="181E2A"/>
+          <w:sz w:val="26"/>
+        </w:rPr>
+        <w:t>20</w:t>
+      </w:r>
+      <w:r>
+        <w:rPr>
+          <w:rFonts w:ascii="PingFang SC" w:hAnsi="PingFang SC"/>
+          <w:color w:val="181E2A"/>
+          <w:sz w:val="26"/>
+        </w:rPr>
+        <w:t xml:space="preserve"> 条 REST 路由</w:t>
       </w:r>
     </w:p>
     <w:p>
@@ -4573,56 +4634,36 @@
           <w:rFonts w:ascii="PingFang SC" w:hAnsi="PingFang SC" w:cs="PingFang SC"/>
           <w:sz w:val="26"/>
           <w:sz-cs w:val="26"/>
-          <w:spacing w:val="0"/>
-          <w:color w:val="181E2A"/>
-        </w:rPr>
-        <w:t xml:space="preserve">AI（可选）</w:t>
-      </w:r>
-    </w:p>
-    <w:p>
-      <w:pPr/>
-      <w:r>
-        <w:rPr>
-          <w:rFonts w:ascii="PingFang SC" w:hAnsi="PingFang SC" w:cs="PingFang SC"/>
-          <w:sz w:val="26"/>
-          <w:sz-cs w:val="26"/>
-          <w:spacing w:val="0"/>
-          <w:color w:val="181E2A"/>
-        </w:rPr>
-        <w:t xml:space="preserve">Google Gemini（@google/genai）</w:t>
-      </w:r>
-    </w:p>
-    <w:p>
-      <w:pPr/>
-      <w:r>
-        <w:rPr>
-          <w:rFonts w:ascii="PingFang SC" w:hAnsi="PingFang SC" w:cs="PingFang SC"/>
-          <w:sz w:val="26"/>
-          <w:sz-cs w:val="26"/>
-          <w:spacing w:val="0"/>
-          <w:color w:val="181E2A"/>
-        </w:rPr>
-        <w:t xml:space="preserve">仅 </w:t>
-      </w:r>
-      <w:r>
-        <w:rPr>
-          <w:rFonts w:ascii="Menlo" w:hAnsi="Menlo" w:cs="Menlo"/>
-          <w:sz w:val="25"/>
-          <w:sz-cs w:val="25"/>
-          <w:spacing w:val="0"/>
-          <w:color w:val="181E2A"/>
-        </w:rPr>
-        <w:t xml:space="preserve">generate-review</w:t>
-      </w:r>
-      <w:r>
-        <w:rPr>
-          <w:rFonts w:ascii="PingFang SC" w:hAnsi="PingFang SC" w:cs="PingFang SC"/>
-          <w:sz w:val="26"/>
-          <w:sz-cs w:val="26"/>
-          <w:spacing w:val="0"/>
-          <w:color w:val="181E2A"/>
-        </w:rPr>
-        <w:t xml:space="preserve"> 端点使用</w:t>
+          <w:color w:val="181E2A"/>
+          <w:spacing w:val="0"/>
+        </w:rPr>
+        <w:t>合成前检测，词面级拦截</w:t>
+      </w:r>
+    </w:p>
+    <w:p>
+      <w:pPr/>
+      <w:r>
+        <w:rPr>
+          <w:rFonts w:ascii="PingFang SC" w:hAnsi="PingFang SC" w:cs="PingFang SC"/>
+          <w:sz w:val="26"/>
+          <w:sz-cs w:val="26"/>
+          <w:color w:val="181E2A"/>
+          <w:spacing w:val="0"/>
+        </w:rPr>
+        <w:t>本地敏感词库（基础 + 开源 konsheng/Sensitive-lexicon，约 1740 词）+ 归一化匹配</w:t>
+      </w:r>
+    </w:p>
+    <w:p>
+      <w:pPr/>
+      <w:r>
+        <w:rPr>
+          <w:rFonts w:ascii="PingFang SC" w:hAnsi="PingFang SC" w:cs="PingFang SC"/>
+          <w:sz w:val="26"/>
+          <w:sz-cs w:val="26"/>
+          <w:color w:val="181E2A"/>
+          <w:spacing w:val="0"/>
+        </w:rPr>
+        <w:t>内容安全</w:t>
       </w:r>
     </w:p>
     <w:p>
@@ -5109,6 +5150,23 @@
       <w:r>
         <w:rPr>
           <w:rFonts w:ascii="PingFang SC" w:hAnsi="PingFang SC" w:cs="PingFang SC"/>
+          <w:color w:val="181E2A"/>
+          <w:sz w:val="29"/>
+          <w:sz-cs w:val="29"/>
+        </w:rPr>
+        <w:tab/>
+        <w:t>•</w:t>
+        <w:tab/>
+        <w:t>✅ 内容安全过滤：文字输入生成前经敏感词库检测（政治敏感/色情低俗/暴恐/违法违规/伪造公文/军警冒充六类），命中弹窗拦截并提示；合成成功弹窗附免责声明；敏感词库接入开源词库 konsheng/Sensitive-lexicon（约 1740 词，涉政/违法/色情/暴力从严、生活服务类放松）</w:t>
+      </w:r>
+    </w:p>
+    <w:p>
+      <w:pPr>
+        <w:ind w:left="720" w:first-line="-720"/>
+      </w:pPr>
+      <w:r>
+        <w:rPr>
+          <w:rFonts w:ascii="PingFang SC" w:hAnsi="PingFang SC" w:cs="PingFang SC"/>
           <w:sz w:val="29"/>
           <w:sz-cs w:val="29"/>
           <w:color w:val="181E2A"/>
@@ -5127,7 +5185,23 @@
           <w:spacing w:val="0"/>
           <w:color w:val="181E2A"/>
         </w:rPr>
-        <w:t xml:space="preserve">✅ 后端 21 条 API + 双模式存储（Redis/JSON）+ 素材独立 key 存储与级联清理</w:t>
+        <w:t xml:space="preserve">✅ 后端 </w:t>
+      </w:r>
+      <w:r>
+        <w:rPr>
+          <w:rFonts w:ascii="PingFang SC" w:hAnsi="PingFang SC"/>
+          <w:color w:val="181E2A"/>
+          <w:sz w:val="29"/>
+        </w:rPr>
+        <w:t>20</w:t>
+      </w:r>
+      <w:r>
+        <w:rPr>
+          <w:rFonts w:ascii="PingFang SC" w:hAnsi="PingFang SC"/>
+          <w:color w:val="181E2A"/>
+          <w:sz w:val="29"/>
+        </w:rPr>
+        <w:t xml:space="preserve"> 条 API + 双模式存储（Redis/JSON）+ 素材独立 key 存储与级联清理</w:t>
       </w:r>
     </w:p>
     <w:p>
@@ -5427,85 +5501,6 @@
           <w:spacing w:val="0"/>
           <w:color w:val="181E2A"/>
         </w:rPr>
-        <w:t xml:space="preserve">AI 一键生成锐评文案</w:t>
-      </w:r>
-    </w:p>
-    <w:p>
-      <w:pPr/>
-      <w:r>
-        <w:rPr>
-          <w:rFonts w:ascii="PingFang SC" w:hAnsi="PingFang SC" w:cs="PingFang SC"/>
-          <w:sz w:val="26"/>
-          <w:sz-cs w:val="26"/>
-          <w:spacing w:val="0"/>
-          <w:color w:val="181E2A"/>
-        </w:rPr>
-        <w:t xml:space="preserve">后端 </w:t>
-      </w:r>
-      <w:r>
-        <w:rPr>
-          <w:rFonts w:ascii="Menlo" w:hAnsi="Menlo" w:cs="Menlo"/>
-          <w:sz w:val="25"/>
-          <w:sz-cs w:val="25"/>
-          <w:spacing w:val="0"/>
-          <w:color w:val="181E2A"/>
-        </w:rPr>
-        <w:t xml:space="preserve">POST /api/generate-review</w:t>
-      </w:r>
-      <w:r>
-        <w:rPr>
-          <w:rFonts w:ascii="PingFang SC" w:hAnsi="PingFang SC" w:cs="PingFang SC"/>
-          <w:sz w:val="26"/>
-          <w:sz-cs w:val="26"/>
-          <w:spacing w:val="0"/>
-          <w:color w:val="181E2A"/>
-        </w:rPr>
-        <w:t xml:space="preserve"> 已实现（Gemini 2.5 Flash，JSON 输出映射各文字位），前端无调用入口</w:t>
-      </w:r>
-    </w:p>
-    <w:p>
-      <w:pPr/>
-      <w:r>
-        <w:rPr>
-          <w:rFonts w:ascii="PingFang SC" w:hAnsi="PingFang SC" w:cs="PingFang SC"/>
-          <w:sz w:val="26"/>
-          <w:sz-cs w:val="26"/>
-          <w:spacing w:val="0"/>
-          <w:color w:val="181E2A"/>
-        </w:rPr>
-        <w:t xml:space="preserve">在编辑面板加「AI 生成」按钮 + 配置 </w:t>
-      </w:r>
-      <w:r>
-        <w:rPr>
-          <w:rFonts w:ascii="Menlo" w:hAnsi="Menlo" w:cs="Menlo"/>
-          <w:sz w:val="25"/>
-          <w:sz-cs w:val="25"/>
-          <w:spacing w:val="0"/>
-          <w:color w:val="181E2A"/>
-        </w:rPr>
-        <w:t xml:space="preserve">GEMINI_API_KEY</w:t>
-      </w:r>
-      <w:r>
-        <w:rPr>
-          <w:rFonts w:ascii="PingFang SC" w:hAnsi="PingFang SC" w:cs="PingFang SC"/>
-          <w:sz w:val="26"/>
-          <w:sz-cs w:val="26"/>
-          <w:spacing w:val="0"/>
-          <w:color w:val="181E2A"/>
-        </w:rPr>
-        <w:t xml:space="preserve"> 环境变量即可</w:t>
-      </w:r>
-    </w:p>
-    <w:p>
-      <w:pPr/>
-      <w:r>
-        <w:rPr>
-          <w:rFonts w:ascii="PingFang SC" w:hAnsi="PingFang SC" w:cs="PingFang SC"/>
-          <w:sz w:val="26"/>
-          <w:sz-cs w:val="26"/>
-          <w:spacing w:val="0"/>
-          <w:color w:val="181E2A"/>
-        </w:rPr>
         <w:t xml:space="preserve">更多模板位</w:t>
       </w:r>
     </w:p>
@@ -5849,6 +5844,14 @@
         </w:rPr>
         <w:t xml:space="preserve">上传素材自动合规检测：图片内容靠人工把关，无涉黄涉政自动识别</w:t>
       </w:r>
+      <w:r>
+        <w:rPr>
+          <w:rFonts w:ascii="PingFang SC" w:hAnsi="PingFang SC"/>
+          <w:color w:val="181E2A"/>
+          <w:sz w:val="29"/>
+        </w:rPr>
+        <w:t>（注：文字输入已加敏感词库拦截，本条仅指图片素材）</w:t>
+      </w:r>
     </w:p>
     <w:p>
       <w:pPr>
@@ -6152,7 +6155,7 @@
           <w:spacing w:val="0"/>
           <w:color w:val="181E2A"/>
         </w:rPr>
-        <w:t xml:space="preserve">（均为开源许可）：React 19、Vite 6、TypeScript、Tailwind CSS 4、Express 4、@upstash/redis、lucide-react（图标）、motion（动画）、esbuild/tsx（构建工具链）、@google/genai（可选 AI 功能）。</w:t>
+        <w:t>（均为开源许可）：React 19、Vite 6、TypeScript、Tailwind CSS 4、Express 4、@upstash/redis、lucide-react（图标）、motion（动画）、esbuild/tsx（构建工具链）。</w:t>
       </w:r>
     </w:p>
     <w:p>
@@ -6272,7 +6275,25 @@
           <w:spacing w:val="0"/>
           <w:color w:val="181E2A"/>
         </w:rPr>
-        <w:t xml:space="preserve">：仅可选 AI 文案功能调用 Google Gemini；核心合成流程 100% 本地浏览器渲染，不依赖任何外部服务。</w:t>
+        <w:t>：核心合成流程 100% 本地浏览器渲染，不依赖任何外部服务。</w:t>
+      </w:r>
+    </w:p>
+    <w:p>
+      <w:pPr>
+        <w:ind w:left="720" w:first-line="-720"/>
+      </w:pPr>
+      <w:r>
+        <w:rPr>
+          <w:rFonts w:ascii="PingFang SC Semibold" w:hAnsi="PingFang SC Semibold" w:cs="PingFang SC Semibold"/>
+          <w:color w:val="181E2A"/>
+          <w:sz w:val="29"/>
+          <w:sz-cs w:val="29"/>
+          <w:b/>
+        </w:rPr>
+        <w:tab/>
+        <w:t>8</w:t>
+        <w:tab/>
+        <w:t>敏感词库来源：接入开源敏感词库 konsheng/Sensitive-lexicon（MIT 许可，https://github.com/konsheng/Sensitive-lexicon），仅采纳明确违规类别并人工筛除误伤词。</w:t>
       </w:r>
     </w:p>
     <w:p>
@@ -7023,55 +7044,6 @@
       </w:r>
     </w:p>
     <w:p>
-      <w:pPr/>
-      <w:r>
-        <w:rPr>
-          <w:rFonts w:ascii="Menlo" w:hAnsi="Menlo" w:cs="Menlo"/>
-          <w:sz w:val="25"/>
-          <w:sz-cs w:val="25"/>
-          <w:spacing w:val="0"/>
-          <w:color w:val="181E2A"/>
-        </w:rPr>
-        <w:t xml:space="preserve">GEMINI_API_KEY</w:t>
-      </w:r>
-      <w:r>
-        <w:rPr>
-          <w:rFonts w:ascii="PingFang SC" w:hAnsi="PingFang SC" w:cs="PingFang SC"/>
-          <w:sz w:val="26"/>
-          <w:sz-cs w:val="26"/>
-          <w:spacing w:val="0"/>
-          <w:color w:val="181E2A"/>
-        </w:rPr>
-        <w:t xml:space="preserve"/>
-      </w:r>
-    </w:p>
-    <w:p>
-      <w:pPr/>
-      <w:r>
-        <w:rPr>
-          <w:rFonts w:ascii="PingFang SC" w:hAnsi="PingFang SC" w:cs="PingFang SC"/>
-          <w:sz w:val="26"/>
-          <w:sz-cs w:val="26"/>
-          <w:spacing w:val="0"/>
-          <w:color w:val="181E2A"/>
-        </w:rPr>
-        <w:t xml:space="preserve">AI 一键锐评（启用四、①时配置）</w:t>
-      </w:r>
-    </w:p>
-    <w:p>
-      <w:pPr/>
-      <w:r>
-        <w:rPr>
-          <w:rFonts w:ascii="PingFang SC" w:hAnsi="PingFang SC" w:cs="PingFang SC"/>
-          <w:sz w:val="26"/>
-          <w:sz-cs w:val="26"/>
-          <w:spacing w:val="0"/>
-          <w:color w:val="181E2A"/>
-        </w:rPr>
-        <w:t xml:space="preserve">否</w:t>
-      </w:r>
-    </w:p>
-    <w:p>
       <w:pPr>
         <w:spacing w:after="333"/>
       </w:pPr>
@@ -7437,6 +7409,32 @@
           <w:color w:val="181E2A"/>
         </w:rPr>
         <w:t xml:space="preserve">未发布/已删除模板的分享链接返回 404 并显示提示页；分享页无管理后台入口、无临时换图与框位编辑入口；接口不返回草稿模板</w:t>
+      </w:r>
+    </w:p>
+    <w:p>
+      <w:pPr/>
+      <w:r>
+        <w:rPr>
+          <w:rFonts w:ascii="PingFang SC" w:hAnsi="PingFang SC" w:cs="PingFang SC"/>
+          <w:sz w:val="26"/>
+          <w:sz-cs w:val="26"/>
+          <w:color w:val="181E2A"/>
+          <w:spacing w:val="0"/>
+        </w:rPr>
+        <w:t>内容安全</w:t>
+      </w:r>
+    </w:p>
+    <w:p>
+      <w:pPr/>
+      <w:r>
+        <w:rPr>
+          <w:rFonts w:ascii="PingFang SC" w:hAnsi="PingFang SC" w:cs="PingFang SC"/>
+          <w:sz w:val="26"/>
+          <w:sz-cs w:val="26"/>
+          <w:color w:val="181E2A"/>
+          <w:spacing w:val="0"/>
+        </w:rPr>
+        <w:t>文字输入生成前经敏感词库检测（六类），命中即拦截弹窗「无法合成，请检查文字合规性」；合成成功弹窗附免责声明</w:t>
       </w:r>
     </w:p>
     <w:p>

--- a/部署方案.docx
+++ b/部署方案.docx
@@ -1578,17 +1578,17 @@
           <w:spacing w:val="0"/>
           <w:color w:val="0E121D"/>
         </w:rPr>
-        <w:t xml:space="preserve">初始化密码为默认值 admin123</w:t>
-      </w:r>
-      <w:r>
-        <w:rPr>
-          <w:rFonts w:ascii="PingFang SC" w:hAnsi="PingFang SC" w:cs="PingFang SC"/>
-          <w:sz w:val="26"/>
-          <w:sz-cs w:val="26"/>
-          <w:spacing w:val="0"/>
-          <w:color w:val="181E2A"/>
-        </w:rPr>
-        <w:t xml:space="preserve">（登录前忘记密码兜底，两种操作均使目标账号会话全部失效）</w:t>
+        <w:t>初始化密码</w:t>
+      </w:r>
+      <w:r>
+        <w:rPr>
+          <w:rFonts w:ascii="PingFang SC" w:hAnsi="PingFang SC" w:cs="PingFang SC"/>
+          <w:sz w:val="26"/>
+          <w:sz-cs w:val="26"/>
+          <w:spacing w:val="0"/>
+          <w:color w:val="181E2A"/>
+        </w:rPr>
+        <w:t>（优先环境变量 ADMIN_INITIAL_PASSWORD，未配置则随机生成，登录前忘记密码兜底，两种操作均使目标账号会话全部失效）</w:t>
       </w:r>
     </w:p>
     <w:p>
@@ -2306,7 +2306,7 @@
           <w:spacing w:val="0"/>
           <w:color w:val="181E2A"/>
         </w:rPr>
-        <w:t xml:space="preserve">一键初始化他人密码为默认值 admin123（登录前忘记密码兜底；目标账号会话全部失效）</w:t>
+        <w:t>一键初始化他人密码（读环境变量 ADMIN_INITIAL_PASSWORD，未配置则随机生成并在响应中返回；登录前忘记密码兜底；目标账号会话全部失效）</w:t>
       </w:r>
     </w:p>
     <w:p>
@@ -5140,7 +5140,7 @@
           <w:spacing w:val="0"/>
           <w:color w:val="181E2A"/>
         </w:rPr>
-        <w:t xml:space="preserve">✅ 账号安全：密码 scrypt 哈希存储（历史明文账号登录时自动惰性迁移）；本人「修改密码」入口 + 超管「重置他人密码」（自定义新密码）与「初始化密码为默认值 admin123」入口；改密/重置后该账号全部旧会话立即失效</w:t>
+        <w:t>✅ 账号安全：密码 scrypt 哈希存储（历史明文账号登录时自动惰性迁移）；本人「修改密码」入口 + 超管「重置他人密码」（自定义新密码）与「初始化密码」（环境变量注入/随机生成）入口；改密/重置后该账号全部旧会话立即失效</w:t>
       </w:r>
     </w:p>
     <w:p>
@@ -6607,7 +6607,7 @@
           <w:spacing w:val="0"/>
           <w:color w:val="181E2A"/>
         </w:rPr>
-        <w:t xml:space="preserve">（超管）、</w:t>
+        <w:t>（超管）；</w:t>
       </w:r>
       <w:r>
         <w:rPr>
@@ -6627,27 +6627,26 @@
           <w:spacing w:val="0"/>
           <w:color w:val="181E2A"/>
         </w:rPr>
-        <w:t xml:space="preserve"> / </w:t>
-      </w:r>
-      <w:r>
-        <w:rPr>
-          <w:rFonts w:ascii="Menlo" w:hAnsi="Menlo" w:cs="Menlo"/>
-          <w:sz w:val="25"/>
-          <w:sz-cs w:val="25"/>
-          <w:spacing w:val="0"/>
-          <w:color w:val="181E2A"/>
-        </w:rPr>
-        <w:t xml:space="preserve">admin123</w:t>
-      </w:r>
-      <w:r>
-        <w:rPr>
-          <w:rFonts w:ascii="PingFang SC" w:hAnsi="PingFang SC" w:cs="PingFang SC"/>
-          <w:sz w:val="29"/>
-          <w:sz-cs w:val="29"/>
-          <w:spacing w:val="0"/>
-          <w:color w:val="181E2A"/>
-        </w:rPr>
-        <w:t xml:space="preserve">（普通管理员）。</w:t>
+        <w:t xml:space="preserve">（普通管理员）初始密码由环境变量 </w:t>
+      </w:r>
+      <w:r>
+        <w:rPr>
+          <w:rFonts w:ascii="Menlo" w:hAnsi="Menlo" w:cs="Menlo"/>
+          <w:sz w:val="25"/>
+          <w:sz-cs w:val="25"/>
+          <w:spacing w:val="0"/>
+          <w:color w:val="181E2A"/>
+        </w:rPr>
+        <w:t>ADMIN_INITIAL_PASSWORD 注入，未配置则随机生成并打印到服务端日志。</w:t>
+      </w:r>
+      <w:r>
+        <w:rPr>
+          <w:rFonts w:ascii="PingFang SC" w:hAnsi="PingFang SC" w:cs="PingFang SC"/>
+          <w:sz w:val="29"/>
+          <w:sz-cs w:val="29"/>
+          <w:spacing w:val="0"/>
+          <w:color w:val="181E2A"/>
+        </w:rPr>
       </w:r>
     </w:p>
     <w:p>
@@ -6972,6 +6971,126 @@
           <w:color w:val="181E2A"/>
         </w:rPr>
         <w:t xml:space="preserve">是</w:t>
+      </w:r>
+    </w:p>
+    <w:p>
+      <w:pPr/>
+      <w:r>
+        <w:rPr>
+          <w:rFonts w:ascii="Menlo" w:hAnsi="Menlo" w:cs="Menlo"/>
+          <w:sz w:val="25"/>
+          <w:sz-cs w:val="25"/>
+          <w:spacing w:val="0"/>
+          <w:color w:val="181E2A"/>
+        </w:rPr>
+        <w:t>ADMIN_INITIAL_PASSWORD</w:t>
+      </w:r>
+      <w:r>
+        <w:rPr>
+          <w:rFonts w:ascii="PingFang SC" w:hAnsi="PingFang SC" w:cs="PingFang SC"/>
+          <w:sz w:val="26"/>
+          <w:sz-cs w:val="26"/>
+          <w:spacing w:val="0"/>
+          <w:color w:val="181E2A"/>
+        </w:rPr>
+      </w:r>
+      <w:r>
+        <w:rPr>
+          <w:rFonts w:ascii="Menlo" w:hAnsi="Menlo" w:cs="Menlo"/>
+          <w:sz w:val="25"/>
+          <w:sz-cs w:val="25"/>
+          <w:spacing w:val="0"/>
+          <w:color w:val="181E2A"/>
+        </w:rPr>
+      </w:r>
+      <w:r>
+        <w:rPr>
+          <w:rFonts w:ascii="PingFang SC" w:hAnsi="PingFang SC" w:cs="PingFang SC"/>
+          <w:sz w:val="26"/>
+          <w:sz-cs w:val="26"/>
+          <w:spacing w:val="0"/>
+          <w:color w:val="181E2A"/>
+        </w:rPr>
+      </w:r>
+    </w:p>
+    <w:p>
+      <w:pPr/>
+      <w:r>
+        <w:rPr>
+          <w:rFonts w:ascii="Menlo" w:hAnsi="Menlo" w:cs="Menlo"/>
+          <w:sz w:val="25"/>
+          <w:sz-cs w:val="25"/>
+          <w:spacing w:val="0"/>
+          <w:color w:val="181E2A"/>
+        </w:rPr>
+        <w:t>admin 账号初始密码（未配置则随机生成并打印日志兜底）</w:t>
+      </w:r>
+      <w:r>
+        <w:rPr>
+          <w:rFonts w:ascii="PingFang SC" w:hAnsi="PingFang SC" w:cs="PingFang SC"/>
+          <w:sz w:val="26"/>
+          <w:sz-cs w:val="26"/>
+          <w:spacing w:val="0"/>
+          <w:color w:val="181E2A"/>
+        </w:rPr>
+      </w:r>
+      <w:r>
+        <w:rPr>
+          <w:rFonts w:ascii="Menlo" w:hAnsi="Menlo" w:cs="Menlo"/>
+          <w:sz w:val="25"/>
+          <w:sz-cs w:val="25"/>
+          <w:spacing w:val="0"/>
+          <w:color w:val="181E2A"/>
+        </w:rPr>
+      </w:r>
+      <w:r>
+        <w:rPr>
+          <w:rFonts w:ascii="PingFang SC" w:hAnsi="PingFang SC" w:cs="PingFang SC"/>
+          <w:sz w:val="26"/>
+          <w:sz-cs w:val="26"/>
+          <w:spacing w:val="0"/>
+          <w:color w:val="181E2A"/>
+        </w:rPr>
+      </w:r>
+    </w:p>
+    <w:p>
+      <w:pPr/>
+      <w:r>
+        <w:rPr>
+          <w:rFonts w:ascii="Menlo" w:hAnsi="Menlo" w:cs="Menlo"/>
+          <w:sz w:val="25"/>
+          <w:sz-cs w:val="25"/>
+          <w:spacing w:val="0"/>
+          <w:color w:val="181E2A"/>
+        </w:rPr>
+        <w:t>否（建议配置）</w:t>
+      </w:r>
+      <w:r>
+        <w:rPr>
+          <w:rFonts w:ascii="PingFang SC" w:hAnsi="PingFang SC" w:cs="PingFang SC"/>
+          <w:sz w:val="26"/>
+          <w:sz-cs w:val="26"/>
+          <w:spacing w:val="0"/>
+          <w:color w:val="181E2A"/>
+        </w:rPr>
+      </w:r>
+      <w:r>
+        <w:rPr>
+          <w:rFonts w:ascii="Menlo" w:hAnsi="Menlo" w:cs="Menlo"/>
+          <w:sz w:val="25"/>
+          <w:sz-cs w:val="25"/>
+          <w:spacing w:val="0"/>
+          <w:color w:val="181E2A"/>
+        </w:rPr>
+      </w:r>
+      <w:r>
+        <w:rPr>
+          <w:rFonts w:ascii="PingFang SC" w:hAnsi="PingFang SC" w:cs="PingFang SC"/>
+          <w:sz w:val="26"/>
+          <w:sz-cs w:val="26"/>
+          <w:spacing w:val="0"/>
+          <w:color w:val="181E2A"/>
+        </w:rPr>
       </w:r>
     </w:p>
     <w:p>
